--- a/dokumentacija.docx
+++ b/dokumentacija.docx
@@ -372,16 +372,7 @@
           <w:rFonts w:cs="Times New Roman"/>
           <w:lang w:val="de-DE"/>
         </w:rPr>
-        <w:t xml:space="preserve"> jer postoje tacno</w:t>
-      </w:r>
-      <w:bookmarkStart w:id="0" w:name="_GoBack"/>
-      <w:bookmarkEnd w:id="0"/>
-      <w:r>
-        <w:rPr>
-          <w:rFonts w:cs="Times New Roman"/>
-          <w:lang w:val="de-DE"/>
-        </w:rPr>
-        <w:t xml:space="preserve"> dve moguce izlazne vrednosti. Model</w:t>
+        <w:t xml:space="preserve"> jer postoje tacno dve moguce izlazne vrednosti. Model</w:t>
       </w:r>
       <w:r>
         <w:rPr>
@@ -2090,7 +2081,6 @@
     <w:p>
       <w:pPr>
         <w:spacing w:before="80" w:after="80"/>
-        <w:jc w:val="both"/>
         <w:rPr>
           <w:rFonts w:cs="Times New Roman"/>
         </w:rPr>
@@ -2665,6 +2655,7 @@
     <w:p>
       <w:pPr>
         <w:spacing w:before="80" w:after="80"/>
+        <w:ind w:left="720"/>
         <w:jc w:val="both"/>
         <w:rPr>
           <w:rFonts w:cs="Times New Roman"/>
@@ -2697,6 +2688,7 @@
     </w:p>
     <w:p>
       <w:pPr>
+        <w:ind w:left="720"/>
         <w:jc w:val="both"/>
         <w:rPr>
           <w:rFonts w:eastAsia="Times New Roman" w:cs="Times New Roman"/>
@@ -2735,6 +2727,7 @@
     </w:p>
     <w:p>
       <w:pPr>
+        <w:ind w:left="720"/>
         <w:jc w:val="both"/>
         <w:rPr>
           <w:rFonts w:eastAsia="Times New Roman" w:cs="Times New Roman"/>
@@ -2773,6 +2766,7 @@
     </w:p>
     <w:p>
       <w:pPr>
+        <w:ind w:left="720"/>
         <w:jc w:val="both"/>
         <w:rPr>
           <w:rFonts w:eastAsia="Times New Roman" w:cs="Times New Roman"/>
@@ -2811,6 +2805,7 @@
     </w:p>
     <w:p>
       <w:pPr>
+        <w:ind w:left="720"/>
         <w:jc w:val="both"/>
         <w:rPr>
           <w:rFonts w:eastAsia="Times New Roman" w:cs="Times New Roman"/>
@@ -2850,6 +2845,7 @@
     <w:p>
       <w:pPr>
         <w:spacing w:before="80" w:after="80"/>
+        <w:ind w:left="720"/>
         <w:jc w:val="both"/>
         <w:rPr>
           <w:rFonts w:cs="Times New Roman"/>
@@ -2951,6 +2947,7 @@
     <w:p>
       <w:pPr>
         <w:spacing w:before="80" w:after="80"/>
+        <w:ind w:left="720"/>
         <w:jc w:val="both"/>
         <w:rPr>
           <w:rFonts w:cs="Times New Roman"/>
@@ -3010,6 +3007,7 @@
     <w:p>
       <w:pPr>
         <w:spacing w:before="80" w:after="80"/>
+        <w:ind w:left="720"/>
         <w:jc w:val="both"/>
         <w:rPr>
           <w:rFonts w:cs="Times New Roman"/>
@@ -3044,6 +3042,30 @@
     </w:p>
     <w:p>
       <w:pPr>
+        <w:spacing w:before="80" w:after="80"/>
+        <w:rPr>
+          <w:rFonts w:cs="Times New Roman"/>
+        </w:rPr>
+      </w:pPr>
+    </w:p>
+    <w:p>
+      <w:pPr>
+        <w:spacing w:before="80" w:after="80"/>
+        <w:rPr>
+          <w:rFonts w:cs="Times New Roman"/>
+        </w:rPr>
+      </w:pPr>
+    </w:p>
+    <w:p>
+      <w:pPr>
+        <w:spacing w:before="80" w:after="80"/>
+        <w:rPr>
+          <w:rFonts w:cs="Times New Roman"/>
+        </w:rPr>
+      </w:pPr>
+    </w:p>
+    <w:p>
+      <w:pPr>
         <w:pStyle w:val="Heading2"/>
         <w:rPr>
           <w:rFonts w:cs="Times New Roman"/>
@@ -3057,6 +3079,7 @@
           <w:color w:val="262626" w:themeColor="text1" w:themeTint="D9"/>
           <w:lang w:val="de-DE"/>
         </w:rPr>
+        <w:lastRenderedPageBreak/>
         <w:t>3.2 Ekstrakcija titule iz kolone Name</w:t>
       </w:r>
     </w:p>
@@ -3080,6 +3103,7 @@
     <w:p>
       <w:pPr>
         <w:spacing w:before="80" w:after="80"/>
+        <w:jc w:val="both"/>
         <w:rPr>
           <w:rFonts w:cs="Times New Roman"/>
           <w:lang w:val="de-DE"/>
@@ -3162,11 +3186,13 @@
         <w:jc w:val="both"/>
         <w:rPr>
           <w:rFonts w:cs="Times New Roman"/>
-        </w:rPr>
-      </w:pPr>
-      <w:r>
-        <w:rPr>
-          <w:rFonts w:cs="Times New Roman"/>
+          <w:szCs w:val="24"/>
+        </w:rPr>
+      </w:pPr>
+      <w:r>
+        <w:rPr>
+          <w:rFonts w:cs="Times New Roman"/>
+          <w:szCs w:val="24"/>
         </w:rPr>
         <w:t>Pored obrade postojecih kolona, kreiramo i nove atribute koji mogu biti korisni za model:</w:t>
       </w:r>
@@ -3174,8 +3200,10 @@
     <w:p>
       <w:pPr>
         <w:spacing w:before="80" w:after="80"/>
-        <w:rPr>
-          <w:rFonts w:cs="Times New Roman"/>
+        <w:jc w:val="both"/>
+        <w:rPr>
+          <w:rFonts w:cs="Times New Roman"/>
+          <w:szCs w:val="24"/>
         </w:rPr>
       </w:pPr>
     </w:p>
@@ -3187,15 +3215,20 @@
           <w:numId w:val="2"/>
         </w:numPr>
         <w:spacing w:before="60" w:after="60"/>
-        <w:rPr>
-          <w:rFonts w:cs="Times New Roman"/>
-          <w:color w:val="262626" w:themeColor="text1" w:themeTint="D9"/>
-        </w:rPr>
-      </w:pPr>
-      <w:r>
-        <w:rPr>
-          <w:rFonts w:cs="Times New Roman"/>
-          <w:color w:val="262626" w:themeColor="text1" w:themeTint="D9"/>
+        <w:jc w:val="both"/>
+        <w:rPr>
+          <w:rFonts w:cs="Times New Roman"/>
+          <w:color w:val="262626" w:themeColor="text1" w:themeTint="D9"/>
+          <w:sz w:val="24"/>
+          <w:szCs w:val="24"/>
+        </w:rPr>
+      </w:pPr>
+      <w:r>
+        <w:rPr>
+          <w:rFonts w:cs="Times New Roman"/>
+          <w:color w:val="262626" w:themeColor="text1" w:themeTint="D9"/>
+          <w:sz w:val="24"/>
+          <w:szCs w:val="24"/>
         </w:rPr>
         <w:t>F</w:t>
       </w:r>
@@ -3203,6 +3236,8 @@
         <w:rPr>
           <w:rFonts w:cs="Times New Roman"/>
           <w:color w:val="262626" w:themeColor="text1" w:themeTint="D9"/>
+          <w:sz w:val="24"/>
+          <w:szCs w:val="24"/>
         </w:rPr>
         <w:t>amily_Size = SibSp + Parch + 1 -</w:t>
       </w:r>
@@ -3210,6 +3245,8 @@
         <w:rPr>
           <w:rFonts w:cs="Times New Roman"/>
           <w:color w:val="262626" w:themeColor="text1" w:themeTint="D9"/>
+          <w:sz w:val="24"/>
+          <w:szCs w:val="24"/>
         </w:rPr>
         <w:t xml:space="preserve"> ukupna velicina porodice ukljucujuci i samog putnika</w:t>
       </w:r>
@@ -3222,15 +3259,20 @@
           <w:numId w:val="2"/>
         </w:numPr>
         <w:spacing w:before="60" w:after="60"/>
-        <w:rPr>
-          <w:rFonts w:cs="Times New Roman"/>
-          <w:color w:val="262626" w:themeColor="text1" w:themeTint="D9"/>
-        </w:rPr>
-      </w:pPr>
-      <w:r>
-        <w:rPr>
-          <w:rFonts w:cs="Times New Roman"/>
-          <w:color w:val="262626" w:themeColor="text1" w:themeTint="D9"/>
+        <w:jc w:val="both"/>
+        <w:rPr>
+          <w:rFonts w:cs="Times New Roman"/>
+          <w:color w:val="262626" w:themeColor="text1" w:themeTint="D9"/>
+          <w:sz w:val="24"/>
+          <w:szCs w:val="24"/>
+        </w:rPr>
+      </w:pPr>
+      <w:r>
+        <w:rPr>
+          <w:rFonts w:cs="Times New Roman"/>
+          <w:color w:val="262626" w:themeColor="text1" w:themeTint="D9"/>
+          <w:sz w:val="24"/>
+          <w:szCs w:val="24"/>
         </w:rPr>
         <w:t>Is_Alone -</w:t>
       </w:r>
@@ -3238,6 +3280,8 @@
         <w:rPr>
           <w:rFonts w:cs="Times New Roman"/>
           <w:color w:val="262626" w:themeColor="text1" w:themeTint="D9"/>
+          <w:sz w:val="24"/>
+          <w:szCs w:val="24"/>
         </w:rPr>
         <w:t xml:space="preserve"> binarna kolona koja oznacava da li putnik putuje sam (Fam</w:t>
       </w:r>
@@ -3245,6 +3289,8 @@
         <w:rPr>
           <w:rFonts w:cs="Times New Roman"/>
           <w:color w:val="262626" w:themeColor="text1" w:themeTint="D9"/>
+          <w:sz w:val="24"/>
+          <w:szCs w:val="24"/>
         </w:rPr>
         <w:t>ily_Size ==</w:t>
       </w:r>
@@ -3252,6 +3298,8 @@
         <w:rPr>
           <w:rFonts w:cs="Times New Roman"/>
           <w:color w:val="262626" w:themeColor="text1" w:themeTint="D9"/>
+          <w:sz w:val="24"/>
+          <w:szCs w:val="24"/>
         </w:rPr>
         <w:t xml:space="preserve"> 1)</w:t>
       </w:r>
@@ -3259,6 +3307,7 @@
     <w:p>
       <w:pPr>
         <w:spacing w:before="80" w:after="80"/>
+        <w:jc w:val="both"/>
         <w:rPr>
           <w:rFonts w:cs="Times New Roman"/>
         </w:rPr>
@@ -3267,6 +3316,7 @@
     <w:p>
       <w:pPr>
         <w:pStyle w:val="Heading2"/>
+        <w:jc w:val="both"/>
         <w:rPr>
           <w:rFonts w:cs="Times New Roman"/>
           <w:color w:val="262626" w:themeColor="text1" w:themeTint="D9"/>
@@ -3283,6 +3333,7 @@
     <w:p>
       <w:pPr>
         <w:spacing w:before="80" w:after="80"/>
+        <w:jc w:val="both"/>
         <w:rPr>
           <w:rFonts w:cs="Times New Roman"/>
         </w:rPr>
@@ -3310,6 +3361,7 @@
     <w:p>
       <w:pPr>
         <w:spacing w:before="80" w:after="80"/>
+        <w:jc w:val="both"/>
         <w:rPr>
           <w:rFonts w:cs="Times New Roman"/>
         </w:rPr>
@@ -3352,6 +3404,15 @@
         </w:rPr>
         <w:t xml:space="preserve"> se pokazao efikasnijim.</w:t>
       </w:r>
+    </w:p>
+    <w:p>
+      <w:pPr>
+        <w:spacing w:before="80" w:after="80"/>
+        <w:jc w:val="both"/>
+        <w:rPr>
+          <w:rFonts w:cs="Times New Roman"/>
+        </w:rPr>
+      </w:pPr>
     </w:p>
     <w:tbl>
       <w:tblPr>
@@ -3404,6 +3465,7 @@
               <w:jc w:val="center"/>
               <w:rPr>
                 <w:rFonts w:cs="Times New Roman"/>
+                <w:color w:val="E7E6E6" w:themeColor="background2"/>
               </w:rPr>
             </w:pPr>
             <w:r>
@@ -3411,6 +3473,7 @@
                 <w:rFonts w:cs="Times New Roman"/>
                 <w:b/>
                 <w:bCs/>
+                <w:color w:val="E7E6E6" w:themeColor="background2"/>
                 <w:sz w:val="20"/>
                 <w:szCs w:val="20"/>
               </w:rPr>
@@ -3441,6 +3504,7 @@
               <w:jc w:val="center"/>
               <w:rPr>
                 <w:rFonts w:cs="Times New Roman"/>
+                <w:color w:val="E7E6E6" w:themeColor="background2"/>
               </w:rPr>
             </w:pPr>
             <w:r>
@@ -3448,6 +3512,7 @@
                 <w:rFonts w:cs="Times New Roman"/>
                 <w:b/>
                 <w:bCs/>
+                <w:color w:val="E7E6E6" w:themeColor="background2"/>
                 <w:sz w:val="20"/>
                 <w:szCs w:val="20"/>
               </w:rPr>
@@ -3789,152 +3854,30 @@
     </w:tbl>
     <w:p>
       <w:pPr>
-        <w:spacing w:before="80" w:after="80"/>
-        <w:rPr>
-          <w:noProof/>
-          <w:lang w:val="de-DE"/>
-        </w:rPr>
-      </w:pPr>
-      <w:r>
-        <w:rPr>
-          <w:noProof/>
-        </w:rPr>
-        <w:drawing>
-          <wp:anchor distT="0" distB="0" distL="114300" distR="114300" simplePos="0" relativeHeight="251659264" behindDoc="0" locked="0" layoutInCell="1" allowOverlap="1">
-            <wp:simplePos x="0" y="0"/>
-            <wp:positionH relativeFrom="column">
-              <wp:posOffset>2898140</wp:posOffset>
-            </wp:positionH>
-            <wp:positionV relativeFrom="paragraph">
-              <wp:posOffset>436880</wp:posOffset>
-            </wp:positionV>
-            <wp:extent cx="3424555" cy="1677670"/>
-            <wp:effectExtent l="0" t="0" r="4445" b="0"/>
-            <wp:wrapSquare wrapText="bothSides"/>
-            <wp:docPr id="2" name="Picture 2"/>
-            <wp:cNvGraphicFramePr>
-              <a:graphicFrameLocks xmlns:a="http://schemas.openxmlformats.org/drawingml/2006/main" noChangeAspect="1"/>
-            </wp:cNvGraphicFramePr>
-            <a:graphic xmlns:a="http://schemas.openxmlformats.org/drawingml/2006/main">
-              <a:graphicData uri="http://schemas.openxmlformats.org/drawingml/2006/picture">
-                <pic:pic xmlns:pic="http://schemas.openxmlformats.org/drawingml/2006/picture">
-                  <pic:nvPicPr>
-                    <pic:cNvPr id="1" name=""/>
-                    <pic:cNvPicPr/>
-                  </pic:nvPicPr>
-                  <pic:blipFill rotWithShape="1">
-                    <a:blip r:embed="rId7" cstate="print">
-                      <a:extLst>
-                        <a:ext uri="{28A0092B-C50C-407E-A947-70E740481C1C}">
-                          <a14:useLocalDpi xmlns:a14="http://schemas.microsoft.com/office/drawing/2010/main" val="0"/>
-                        </a:ext>
-                      </a:extLst>
-                    </a:blip>
-                    <a:srcRect l="15657" t="28910" r="25046" b="19416"/>
-                    <a:stretch/>
-                  </pic:blipFill>
-                  <pic:spPr bwMode="auto">
-                    <a:xfrm>
-                      <a:off x="0" y="0"/>
-                      <a:ext cx="3424555" cy="1677670"/>
-                    </a:xfrm>
-                    <a:prstGeom prst="rect">
-                      <a:avLst/>
-                    </a:prstGeom>
-                    <a:ln>
-                      <a:noFill/>
-                    </a:ln>
-                    <a:extLst>
-                      <a:ext uri="{53640926-AAD7-44D8-BBD7-CCE9431645EC}">
-                        <a14:shadowObscured xmlns:a14="http://schemas.microsoft.com/office/drawing/2010/main"/>
-                      </a:ext>
-                    </a:extLst>
-                  </pic:spPr>
-                </pic:pic>
-              </a:graphicData>
-            </a:graphic>
-            <wp14:sizeRelH relativeFrom="margin">
-              <wp14:pctWidth>0</wp14:pctWidth>
-            </wp14:sizeRelH>
-            <wp14:sizeRelV relativeFrom="margin">
-              <wp14:pctHeight>0</wp14:pctHeight>
-            </wp14:sizeRelV>
-          </wp:anchor>
-        </w:drawing>
-      </w:r>
-      <w:r>
-        <w:rPr>
-          <w:noProof/>
-        </w:rPr>
-        <w:drawing>
-          <wp:anchor distT="0" distB="0" distL="114300" distR="114300" simplePos="0" relativeHeight="251658240" behindDoc="0" locked="0" layoutInCell="1" allowOverlap="1">
-            <wp:simplePos x="0" y="0"/>
-            <wp:positionH relativeFrom="margin">
-              <wp:posOffset>-911</wp:posOffset>
-            </wp:positionH>
-            <wp:positionV relativeFrom="paragraph">
-              <wp:posOffset>238497</wp:posOffset>
-            </wp:positionV>
-            <wp:extent cx="2837180" cy="2087245"/>
-            <wp:effectExtent l="0" t="0" r="1270" b="8255"/>
-            <wp:wrapSquare wrapText="bothSides"/>
-            <wp:docPr id="1" name="Picture 1"/>
-            <wp:cNvGraphicFramePr>
-              <a:graphicFrameLocks xmlns:a="http://schemas.openxmlformats.org/drawingml/2006/main" noChangeAspect="1"/>
-            </wp:cNvGraphicFramePr>
-            <a:graphic xmlns:a="http://schemas.openxmlformats.org/drawingml/2006/main">
-              <a:graphicData uri="http://schemas.openxmlformats.org/drawingml/2006/picture">
-                <pic:pic xmlns:pic="http://schemas.openxmlformats.org/drawingml/2006/picture">
-                  <pic:nvPicPr>
-                    <pic:cNvPr id="1" name=""/>
-                    <pic:cNvPicPr/>
-                  </pic:nvPicPr>
-                  <pic:blipFill rotWithShape="1">
-                    <a:blip r:embed="rId8">
-                      <a:extLst>
-                        <a:ext uri="{28A0092B-C50C-407E-A947-70E740481C1C}">
-                          <a14:useLocalDpi xmlns:a14="http://schemas.microsoft.com/office/drawing/2010/main" val="0"/>
-                        </a:ext>
-                      </a:extLst>
-                    </a:blip>
-                    <a:srcRect l="24537" t="26233" r="25950" b="8976"/>
-                    <a:stretch/>
-                  </pic:blipFill>
-                  <pic:spPr bwMode="auto">
-                    <a:xfrm>
-                      <a:off x="0" y="0"/>
-                      <a:ext cx="2837180" cy="2087245"/>
-                    </a:xfrm>
-                    <a:prstGeom prst="rect">
-                      <a:avLst/>
-                    </a:prstGeom>
-                    <a:ln>
-                      <a:noFill/>
-                    </a:ln>
-                    <a:extLst>
-                      <a:ext uri="{53640926-AAD7-44D8-BBD7-CCE9431645EC}">
-                        <a14:shadowObscured xmlns:a14="http://schemas.microsoft.com/office/drawing/2010/main"/>
-                      </a:ext>
-                    </a:extLst>
-                  </pic:spPr>
-                </pic:pic>
-              </a:graphicData>
-            </a:graphic>
-            <wp14:sizeRelH relativeFrom="margin">
-              <wp14:pctWidth>0</wp14:pctWidth>
-            </wp14:sizeRelH>
-            <wp14:sizeRelV relativeFrom="margin">
-              <wp14:pctHeight>0</wp14:pctHeight>
-            </wp14:sizeRelV>
-          </wp:anchor>
-        </w:drawing>
-      </w:r>
-    </w:p>
-    <w:p>
-      <w:pPr>
-        <w:spacing w:before="80" w:after="80"/>
-        <w:rPr>
-          <w:rFonts w:cs="Times New Roman"/>
+        <w:pStyle w:val="Heading2"/>
+        <w:rPr>
+          <w:rFonts w:cs="Times New Roman"/>
+          <w:color w:val="262626" w:themeColor="text1" w:themeTint="D9"/>
+          <w:lang w:val="de-DE"/>
+        </w:rPr>
+      </w:pPr>
+    </w:p>
+    <w:p>
+      <w:pPr>
+        <w:pStyle w:val="Heading2"/>
+        <w:rPr>
+          <w:rFonts w:cs="Times New Roman"/>
+          <w:color w:val="262626" w:themeColor="text1" w:themeTint="D9"/>
+          <w:lang w:val="de-DE"/>
+        </w:rPr>
+      </w:pPr>
+    </w:p>
+    <w:p>
+      <w:pPr>
+        <w:pStyle w:val="Heading2"/>
+        <w:rPr>
+          <w:rFonts w:cs="Times New Roman"/>
+          <w:color w:val="262626" w:themeColor="text1" w:themeTint="D9"/>
           <w:lang w:val="de-DE"/>
         </w:rPr>
       </w:pPr>
@@ -4574,7 +4517,19 @@
         <w:rPr>
           <w:rFonts w:cs="Times New Roman"/>
         </w:rPr>
-        <w:t>standardizaciju, gde je srednja vrednost = 1 i standardna devijacija = 0:</w:t>
+        <w:t>standardizac</w:t>
+      </w:r>
+      <w:r>
+        <w:rPr>
+          <w:rFonts w:cs="Times New Roman"/>
+        </w:rPr>
+        <w:t>iju, gde je srednja vrednost = 0 i standardna devijacija = 1</w:t>
+      </w:r>
+      <w:r>
+        <w:rPr>
+          <w:rFonts w:cs="Times New Roman"/>
+        </w:rPr>
+        <w:t>:</w:t>
       </w:r>
     </w:p>
     <w:p>
@@ -4588,12 +4543,14 @@
         <w:rPr>
           <w:rFonts w:cs="Times New Roman"/>
           <w:color w:val="262626" w:themeColor="text1" w:themeTint="D9"/>
-        </w:rPr>
-      </w:pPr>
-      <w:r>
-        <w:rPr>
-          <w:rFonts w:cs="Times New Roman"/>
-          <w:color w:val="262626" w:themeColor="text1" w:themeTint="D9"/>
+          <w:sz w:val="24"/>
+        </w:rPr>
+      </w:pPr>
+      <w:r>
+        <w:rPr>
+          <w:rFonts w:cs="Times New Roman"/>
+          <w:color w:val="262626" w:themeColor="text1" w:themeTint="D9"/>
+          <w:sz w:val="24"/>
         </w:rPr>
         <w:t>KNN — radi na osnovu euklidskog rastojanja</w:t>
       </w:r>
@@ -4609,12 +4566,14 @@
         <w:rPr>
           <w:rFonts w:cs="Times New Roman"/>
           <w:color w:val="262626" w:themeColor="text1" w:themeTint="D9"/>
-        </w:rPr>
-      </w:pPr>
-      <w:r>
-        <w:rPr>
-          <w:rFonts w:cs="Times New Roman"/>
-          <w:color w:val="262626" w:themeColor="text1" w:themeTint="D9"/>
+          <w:sz w:val="24"/>
+        </w:rPr>
+      </w:pPr>
+      <w:r>
+        <w:rPr>
+          <w:rFonts w:cs="Times New Roman"/>
+          <w:color w:val="262626" w:themeColor="text1" w:themeTint="D9"/>
+          <w:sz w:val="24"/>
         </w:rPr>
         <w:t>SVM — radi na osnovu granice odlucivanja u prostoru atributa</w:t>
       </w:r>
@@ -4630,12 +4589,14 @@
         <w:rPr>
           <w:rFonts w:cs="Times New Roman"/>
           <w:color w:val="262626" w:themeColor="text1" w:themeTint="D9"/>
-        </w:rPr>
-      </w:pPr>
-      <w:r>
-        <w:rPr>
-          <w:rFonts w:cs="Times New Roman"/>
-          <w:color w:val="262626" w:themeColor="text1" w:themeTint="D9"/>
+          <w:sz w:val="24"/>
+        </w:rPr>
+      </w:pPr>
+      <w:r>
+        <w:rPr>
+          <w:rFonts w:cs="Times New Roman"/>
+          <w:color w:val="262626" w:themeColor="text1" w:themeTint="D9"/>
+          <w:sz w:val="24"/>
         </w:rPr>
         <w:t>Logistic Regression — osetljiva na skalu zbog optimizacije parametara</w:t>
       </w:r>
@@ -4697,6 +4658,9 @@
       </w:r>
     </w:p>
     <w:p>
+      <w:pPr>
+        <w:jc w:val="both"/>
+      </w:pPr>
       <w:r>
         <w:t xml:space="preserve">Eksplorativna analiza podataka </w:t>
       </w:r>
@@ -4719,7 +4683,11 @@
         <w:t>, dakle radi se pre treniranja modela. Sluzi da se bolje upoznamo sa datasetom i razumemo kako izgledaju podaci, kakve su raspodele, koji atributi su povezani sa ciljem…</w:t>
       </w:r>
     </w:p>
-    <w:p/>
+    <w:p>
+      <w:pPr>
+        <w:jc w:val="both"/>
+      </w:pPr>
+    </w:p>
     <w:p>
       <w:pPr>
         <w:pStyle w:val="ListParagraph"/>
@@ -4727,6 +4695,7 @@
           <w:ilvl w:val="0"/>
           <w:numId w:val="4"/>
         </w:numPr>
+        <w:jc w:val="both"/>
         <w:rPr>
           <w:b/>
           <w:color w:val="262626" w:themeColor="text1" w:themeTint="D9"/>
@@ -4744,6 +4713,7 @@
       <w:pPr>
         <w:pStyle w:val="ListParagraph"/>
         <w:ind w:left="720"/>
+        <w:jc w:val="both"/>
         <w:rPr>
           <w:color w:val="262626" w:themeColor="text1" w:themeTint="D9"/>
         </w:rPr>
@@ -4772,6 +4742,7 @@
       <w:pPr>
         <w:pStyle w:val="ListParagraph"/>
         <w:ind w:left="720"/>
+        <w:jc w:val="both"/>
         <w:rPr>
           <w:color w:val="262626" w:themeColor="text1" w:themeTint="D9"/>
         </w:rPr>
@@ -4800,6 +4771,7 @@
       <w:pPr>
         <w:pStyle w:val="ListParagraph"/>
         <w:ind w:left="720"/>
+        <w:jc w:val="both"/>
         <w:rPr>
           <w:color w:val="262626" w:themeColor="text1" w:themeTint="D9"/>
         </w:rPr>
@@ -4809,6 +4781,7 @@
       <w:pPr>
         <w:pStyle w:val="ListParagraph"/>
         <w:ind w:left="720"/>
+        <w:jc w:val="both"/>
         <w:rPr>
           <w:color w:val="262626" w:themeColor="text1" w:themeTint="D9"/>
         </w:rPr>
@@ -4916,7 +4889,7 @@
                     <pic:cNvPicPr/>
                   </pic:nvPicPr>
                   <pic:blipFill rotWithShape="1">
-                    <a:blip r:embed="rId9"/>
+                    <a:blip r:embed="rId7"/>
                     <a:srcRect l="31845" t="15152" r="24892" b="22625"/>
                     <a:stretch/>
                   </pic:blipFill>
@@ -5094,6 +5067,7 @@
     <w:p>
       <w:pPr>
         <w:spacing w:before="80" w:after="80"/>
+        <w:jc w:val="both"/>
         <w:rPr>
           <w:rFonts w:cs="Times New Roman"/>
         </w:rPr>
@@ -5102,6 +5076,7 @@
     <w:p>
       <w:pPr>
         <w:pStyle w:val="Heading2"/>
+        <w:jc w:val="both"/>
         <w:rPr>
           <w:rFonts w:cs="Times New Roman"/>
           <w:color w:val="262626" w:themeColor="text1" w:themeTint="D9"/>
@@ -5158,7 +5133,28 @@
         <w:rPr>
           <w:rFonts w:cs="Times New Roman"/>
         </w:rPr>
-        <w:t xml:space="preserve"> Model sa vecim brojem stabala </w:t>
+        <w:t xml:space="preserve"> </w:t>
+      </w:r>
+    </w:p>
+    <w:p>
+      <w:pPr>
+        <w:spacing w:before="80" w:after="80"/>
+        <w:jc w:val="both"/>
+        <w:rPr>
+          <w:rFonts w:cs="Times New Roman"/>
+        </w:rPr>
+      </w:pPr>
+      <w:r>
+        <w:rPr>
+          <w:rFonts w:cs="Times New Roman"/>
+        </w:rPr>
+        <w:t>Parametar za broj</w:t>
+      </w:r>
+      <w:r>
+        <w:rPr>
+          <w:rFonts w:cs="Times New Roman"/>
+        </w:rPr>
+        <w:t xml:space="preserve"> stabala </w:t>
       </w:r>
       <w:r>
         <w:rPr>
@@ -5171,78 +5167,175 @@
         <w:rPr>
           <w:rFonts w:cs="Times New Roman"/>
         </w:rPr>
-        <w:t xml:space="preserve"> = 200 je davao malo losije rezultate, pa je ipak izabran broj stabala </w:t>
+        <w:t xml:space="preserve"> = 100</w:t>
+      </w:r>
+      <w:r>
+        <w:rPr>
+          <w:rFonts w:cs="Times New Roman"/>
+        </w:rPr>
+        <w:t>.</w:t>
+      </w:r>
+    </w:p>
+    <w:p>
+      <w:pPr>
+        <w:pStyle w:val="Heading2"/>
+        <w:jc w:val="both"/>
+        <w:rPr>
+          <w:rFonts w:cs="Times New Roman"/>
+          <w:color w:val="262626" w:themeColor="text1" w:themeTint="D9"/>
+          <w:lang w:val="de-DE"/>
+        </w:rPr>
+      </w:pPr>
+      <w:r>
+        <w:rPr>
+          <w:rFonts w:cs="Times New Roman"/>
+          <w:color w:val="262626" w:themeColor="text1" w:themeTint="D9"/>
+          <w:lang w:val="de-DE"/>
+        </w:rPr>
+        <w:t>4.2 Decision Tree</w:t>
+      </w:r>
+    </w:p>
+    <w:p>
+      <w:pPr>
+        <w:spacing w:before="80" w:after="80"/>
+        <w:jc w:val="both"/>
+        <w:rPr>
+          <w:rFonts w:cs="Times New Roman"/>
+        </w:rPr>
+      </w:pPr>
+      <w:r>
+        <w:rPr>
+          <w:rFonts w:cs="Times New Roman"/>
+        </w:rPr>
+        <w:t>Stablo odlucivanja deli podatke kroz niz pitanja nad atributima. Svaki unutrasnji cvor predstavlja pitanje, svaka grana</w:t>
+      </w:r>
+      <w:r>
+        <w:rPr>
+          <w:rFonts w:cs="Times New Roman"/>
+        </w:rPr>
+        <w:t xml:space="preserve"> predstavlja</w:t>
+      </w:r>
+      <w:r>
+        <w:rPr>
+          <w:rFonts w:cs="Times New Roman"/>
+        </w:rPr>
+        <w:t xml:space="preserve"> ishod, a svaki list konacnu predikciju. </w:t>
+      </w:r>
+    </w:p>
+    <w:p>
+      <w:pPr>
+        <w:spacing w:before="80" w:after="80"/>
+        <w:jc w:val="both"/>
+        <w:rPr>
+          <w:rFonts w:cs="Times New Roman"/>
+        </w:rPr>
+      </w:pPr>
+      <w:r>
+        <w:rPr>
+          <w:rFonts w:cs="Times New Roman"/>
+        </w:rPr>
+        <w:t xml:space="preserve">Parametar </w:t>
       </w:r>
       <w:r>
         <w:rPr>
           <w:rFonts w:cs="Times New Roman"/>
           <w:i/>
         </w:rPr>
-        <w:t xml:space="preserve">n_estimators </w:t>
-      </w:r>
-      <w:r>
-        <w:rPr>
-          <w:rFonts w:cs="Times New Roman"/>
-        </w:rPr>
-        <w:t xml:space="preserve"> = 100</w:t>
-      </w:r>
-      <w:r>
-        <w:rPr>
-          <w:rFonts w:cs="Times New Roman"/>
-        </w:rPr>
-        <w:t>.</w:t>
+        <w:t>max_depth</w:t>
+      </w:r>
+      <w:r>
+        <w:rPr>
+          <w:rFonts w:cs="Times New Roman"/>
+        </w:rPr>
+        <w:t xml:space="preserve"> </w:t>
+      </w:r>
+      <w:r>
+        <w:rPr>
+          <w:rFonts w:cs="Times New Roman"/>
+        </w:rPr>
+        <w:t xml:space="preserve">= 5 </w:t>
+      </w:r>
+      <w:r>
+        <w:rPr>
+          <w:rFonts w:cs="Times New Roman"/>
+        </w:rPr>
+        <w:t>ogranicava dubin</w:t>
+      </w:r>
+      <w:r>
+        <w:rPr>
+          <w:rFonts w:cs="Times New Roman"/>
+        </w:rPr>
+        <w:t>u stabla i sprecava overfitting.</w:t>
       </w:r>
     </w:p>
     <w:p>
       <w:pPr>
         <w:pStyle w:val="Heading2"/>
-        <w:rPr>
-          <w:rFonts w:cs="Times New Roman"/>
-          <w:color w:val="262626" w:themeColor="text1" w:themeTint="D9"/>
-          <w:lang w:val="de-DE"/>
-        </w:rPr>
-      </w:pPr>
-      <w:r>
-        <w:rPr>
-          <w:rFonts w:cs="Times New Roman"/>
-          <w:color w:val="262626" w:themeColor="text1" w:themeTint="D9"/>
-          <w:lang w:val="de-DE"/>
-        </w:rPr>
-        <w:t>4.2 Decision Tree</w:t>
-      </w:r>
-    </w:p>
-    <w:p>
-      <w:pPr>
-        <w:spacing w:before="80" w:after="80"/>
-        <w:jc w:val="both"/>
-        <w:rPr>
-          <w:rFonts w:cs="Times New Roman"/>
-        </w:rPr>
-      </w:pPr>
-      <w:r>
-        <w:rPr>
-          <w:rFonts w:cs="Times New Roman"/>
-        </w:rPr>
-        <w:t>Stablo odlucivanja deli podatke kroz niz pitanja nad atributima. Svaki unutrasnji cvor predstavlja pitanje, svaka grana</w:t>
-      </w:r>
-      <w:r>
-        <w:rPr>
-          <w:rFonts w:cs="Times New Roman"/>
-        </w:rPr>
-        <w:t xml:space="preserve"> predstavlja</w:t>
-      </w:r>
-      <w:r>
-        <w:rPr>
-          <w:rFonts w:cs="Times New Roman"/>
-        </w:rPr>
-        <w:t xml:space="preserve"> ishod, a svaki list konacnu predikciju. Parametar </w:t>
-      </w:r>
+        <w:jc w:val="both"/>
+        <w:rPr>
+          <w:rFonts w:cs="Times New Roman"/>
+          <w:color w:val="262626" w:themeColor="text1" w:themeTint="D9"/>
+        </w:rPr>
+      </w:pPr>
+      <w:r>
+        <w:rPr>
+          <w:rFonts w:cs="Times New Roman"/>
+          <w:color w:val="262626" w:themeColor="text1" w:themeTint="D9"/>
+        </w:rPr>
+        <w:t>4.3 Gradient Boosting</w:t>
+      </w:r>
+    </w:p>
+    <w:p>
+      <w:pPr>
+        <w:spacing w:before="80" w:after="80"/>
+        <w:jc w:val="both"/>
+        <w:rPr>
+          <w:rFonts w:cs="Times New Roman"/>
+        </w:rPr>
+      </w:pPr>
       <w:r>
         <w:rPr>
           <w:rFonts w:cs="Times New Roman"/>
           <w:i/>
         </w:rPr>
-        <w:t>max_depth</w:t>
+        <w:t xml:space="preserve">Gradient Boosting </w:t>
+      </w:r>
+      <w:r>
+        <w:rPr>
+          <w:rFonts w:cs="Times New Roman"/>
+        </w:rPr>
+        <w:t xml:space="preserve">sekvencijalno gradi model dodavanjem stabala odlucivanja, gde svako sledece stablo ispravlja greske prethodnog. Za razliku od </w:t>
+      </w:r>
+      <w:r>
+        <w:rPr>
+          <w:rFonts w:cs="Times New Roman"/>
+          <w:i/>
+        </w:rPr>
+        <w:t>Random Forest</w:t>
+      </w:r>
+      <w:r>
+        <w:rPr>
+          <w:rFonts w:cs="Times New Roman"/>
+        </w:rPr>
+        <w:t>-a</w:t>
+      </w:r>
+      <w:r>
+        <w:rPr>
+          <w:rFonts w:cs="Times New Roman"/>
+        </w:rPr>
+        <w:t xml:space="preserve"> gde stabla nastaju paralelno i nezavisno, ovde sva</w:t>
+      </w:r>
+      <w:r>
+        <w:rPr>
+          <w:rFonts w:cs="Times New Roman"/>
+        </w:rPr>
+        <w:t>ko stablo zavisi od prethodnog,</w:t>
+      </w:r>
+      <w:r>
+        <w:rPr>
+          <w:rFonts w:cs="Times New Roman"/>
+        </w:rPr>
+        <w:t xml:space="preserve"> sto cini metodu osetljivijom na hiperparametre.</w:t>
       </w:r>
       <w:r>
         <w:rPr>
@@ -5250,129 +5343,52 @@
         </w:rPr>
         <w:t xml:space="preserve"> </w:t>
       </w:r>
-      <w:r>
-        <w:rPr>
-          <w:rFonts w:cs="Times New Roman"/>
-        </w:rPr>
-        <w:t xml:space="preserve">= 5 </w:t>
-      </w:r>
-      <w:r>
-        <w:rPr>
-          <w:rFonts w:cs="Times New Roman"/>
-        </w:rPr>
-        <w:t>ogranicava dubin</w:t>
-      </w:r>
-      <w:r>
-        <w:rPr>
-          <w:rFonts w:cs="Times New Roman"/>
-        </w:rPr>
-        <w:t>u stabla i sprecava overfitting.</w:t>
+    </w:p>
+    <w:p>
+      <w:pPr>
+        <w:spacing w:before="80" w:after="80"/>
+        <w:jc w:val="both"/>
+        <w:rPr>
+          <w:rFonts w:cs="Times New Roman"/>
+        </w:rPr>
+      </w:pPr>
+      <w:r>
+        <w:rPr>
+          <w:rFonts w:cs="Times New Roman"/>
+        </w:rPr>
+        <w:t xml:space="preserve">Vrednosti parametara su  </w:t>
+      </w:r>
+      <w:r>
+        <w:rPr>
+          <w:rFonts w:cs="Times New Roman"/>
+          <w:i/>
+        </w:rPr>
+        <w:t>n_estimators</w:t>
+      </w:r>
+      <w:r>
+        <w:rPr>
+          <w:rFonts w:cs="Times New Roman"/>
+        </w:rPr>
+        <w:t xml:space="preserve"> = 100 – broj stabala i </w:t>
+      </w:r>
+      <w:r>
+        <w:rPr>
+          <w:rFonts w:cs="Times New Roman"/>
+          <w:i/>
+        </w:rPr>
+        <w:t xml:space="preserve">learning_rate </w:t>
+      </w:r>
+      <w:r>
+        <w:rPr>
+          <w:rFonts w:cs="Times New Roman"/>
+        </w:rPr>
+        <w:t>= 0.1 – prestavlja udeo koliko svako novo stablo utice na konacnu predikciju.</w:t>
       </w:r>
     </w:p>
     <w:p>
       <w:pPr>
         <w:pStyle w:val="Heading2"/>
-        <w:rPr>
-          <w:rFonts w:cs="Times New Roman"/>
-          <w:color w:val="262626" w:themeColor="text1" w:themeTint="D9"/>
-        </w:rPr>
-      </w:pPr>
-      <w:r>
-        <w:rPr>
-          <w:rFonts w:cs="Times New Roman"/>
-          <w:color w:val="262626" w:themeColor="text1" w:themeTint="D9"/>
-        </w:rPr>
-        <w:t>4.3 Gradient Boosting</w:t>
-      </w:r>
-    </w:p>
-    <w:p>
-      <w:pPr>
-        <w:spacing w:before="80" w:after="80"/>
-        <w:jc w:val="both"/>
-        <w:rPr>
-          <w:rFonts w:cs="Times New Roman"/>
-        </w:rPr>
-      </w:pPr>
-      <w:r>
-        <w:rPr>
-          <w:rFonts w:cs="Times New Roman"/>
-          <w:i/>
-        </w:rPr>
-        <w:t xml:space="preserve">Gradient Boosting </w:t>
-      </w:r>
-      <w:r>
-        <w:rPr>
-          <w:rFonts w:cs="Times New Roman"/>
-        </w:rPr>
-        <w:t xml:space="preserve">sekvencijalno gradi model dodavanjem stabala odlucivanja, gde svako sledece stablo ispravlja greske prethodnog. Za razliku od </w:t>
-      </w:r>
-      <w:r>
-        <w:rPr>
-          <w:rFonts w:cs="Times New Roman"/>
-          <w:i/>
-        </w:rPr>
-        <w:t>Random Forest</w:t>
-      </w:r>
-      <w:r>
-        <w:rPr>
-          <w:rFonts w:cs="Times New Roman"/>
-        </w:rPr>
-        <w:t>-a</w:t>
-      </w:r>
-      <w:r>
-        <w:rPr>
-          <w:rFonts w:cs="Times New Roman"/>
-        </w:rPr>
-        <w:t xml:space="preserve"> gde stabla nastaju paralelno i nezavisno, ovde sva</w:t>
-      </w:r>
-      <w:r>
-        <w:rPr>
-          <w:rFonts w:cs="Times New Roman"/>
-        </w:rPr>
-        <w:t>ko stablo zavisi od prethodnog,</w:t>
-      </w:r>
-      <w:r>
-        <w:rPr>
-          <w:rFonts w:cs="Times New Roman"/>
-        </w:rPr>
-        <w:t xml:space="preserve"> sto cini metodu osetljivijom na hiperparametre.</w:t>
-      </w:r>
-      <w:r>
-        <w:rPr>
-          <w:rFonts w:cs="Times New Roman"/>
-        </w:rPr>
-        <w:t xml:space="preserve"> Vrednosti parametara su  </w:t>
-      </w:r>
-      <w:r>
-        <w:rPr>
-          <w:rFonts w:cs="Times New Roman"/>
-          <w:i/>
-        </w:rPr>
-        <w:t>n_estimators</w:t>
-      </w:r>
-      <w:r>
-        <w:rPr>
-          <w:rFonts w:cs="Times New Roman"/>
-        </w:rPr>
-        <w:t xml:space="preserve"> = 100 – broj stabala i </w:t>
-      </w:r>
-      <w:r>
-        <w:rPr>
-          <w:rFonts w:cs="Times New Roman"/>
-          <w:i/>
-        </w:rPr>
-        <w:t xml:space="preserve">learning_rate </w:t>
-      </w:r>
-      <w:r>
-        <w:rPr>
-          <w:rFonts w:cs="Times New Roman"/>
-        </w:rPr>
-        <w:t>= 0.1 – prestavlja udeo koliko svako novo stablo utice na konacnu predikciju.</w:t>
-      </w:r>
-    </w:p>
-    <w:p>
-      <w:pPr>
-        <w:pStyle w:val="Heading2"/>
+        <w:jc w:val="both"/>
         <w:rPr>
           <w:rFonts w:cs="Times New Roman"/>
           <w:color w:val="262626" w:themeColor="text1" w:themeTint="D9"/>
@@ -5475,11 +5491,19 @@
           <w:ilvl w:val="1"/>
           <w:numId w:val="5"/>
         </w:numPr>
-        <w:rPr>
-          <w:rFonts w:cs="Times New Roman"/>
-          <w:color w:val="262626" w:themeColor="text1" w:themeTint="D9"/>
-        </w:rPr>
-      </w:pPr>
+        <w:jc w:val="both"/>
+        <w:rPr>
+          <w:rFonts w:cs="Times New Roman"/>
+          <w:color w:val="262626" w:themeColor="text1" w:themeTint="D9"/>
+        </w:rPr>
+      </w:pPr>
+      <w:r>
+        <w:rPr>
+          <w:rFonts w:cs="Times New Roman"/>
+          <w:color w:val="262626" w:themeColor="text1" w:themeTint="D9"/>
+        </w:rPr>
+        <w:t xml:space="preserve"> </w:t>
+      </w:r>
       <w:r>
         <w:rPr>
           <w:rFonts w:cs="Times New Roman"/>
@@ -5526,7 +5550,22 @@
         <w:rPr>
           <w:rFonts w:cs="Times New Roman"/>
         </w:rPr>
-        <w:t xml:space="preserve"> Parametar </w:t>
+        <w:t xml:space="preserve"> </w:t>
+      </w:r>
+    </w:p>
+    <w:p>
+      <w:pPr>
+        <w:spacing w:before="80" w:after="80"/>
+        <w:jc w:val="both"/>
+        <w:rPr>
+          <w:rFonts w:cs="Times New Roman"/>
+        </w:rPr>
+      </w:pPr>
+      <w:r>
+        <w:rPr>
+          <w:rFonts w:cs="Times New Roman"/>
+        </w:rPr>
+        <w:t xml:space="preserve">Parametar </w:t>
       </w:r>
       <w:r>
         <w:rPr>
@@ -5558,7 +5597,19 @@
         <w:rPr>
           <w:rFonts w:cs="Times New Roman"/>
         </w:rPr>
-        <w:t xml:space="preserve"> – resave problem kad podaci nisu linearno razdvojivi  i  </w:t>
+        <w:t xml:space="preserve"> – </w:t>
+      </w:r>
+      <w:r>
+        <w:rPr>
+          <w:rFonts w:cs="Times New Roman"/>
+        </w:rPr>
+        <w:t>resava</w:t>
+      </w:r>
+      <w:r>
+        <w:rPr>
+          <w:rFonts w:cs="Times New Roman"/>
+        </w:rPr>
+        <w:t xml:space="preserve"> problem kad podaci nisu linearno razdvojivi  i  </w:t>
       </w:r>
       <w:r>
         <w:rPr>
@@ -5589,6 +5640,7 @@
     <w:p>
       <w:pPr>
         <w:pStyle w:val="Heading2"/>
+        <w:jc w:val="both"/>
         <w:rPr>
           <w:rFonts w:cs="Times New Roman"/>
           <w:color w:val="262626" w:themeColor="text1" w:themeTint="D9"/>
@@ -5616,7 +5668,15 @@
           <w:rFonts w:cs="Times New Roman"/>
           <w:lang w:val="de-DE"/>
         </w:rPr>
-        <w:t xml:space="preserve">Model racuna verovatnocu pripadnosti klasi koristeci logisticku funkciju (sigmoid), koja vrednosti preslikava u opseg [0, 1]. Ako je verovatnoca veca od 0.5, predikcija je klasa 1 (preziveo). </w:t>
+        <w:t xml:space="preserve">Model racuna verovatnocu pripadnosti klasi koristeci logisticku funkciju (sigmoid), koja vrednosti preslikava u opseg [0, 1]. Ako je verovatnoca veca od 0.5, predikcija je klasa 1 </w:t>
+      </w:r>
+      <w:r>
+        <w:rPr>
+          <w:rFonts w:cs="Times New Roman"/>
+          <w:lang w:val="de-DE"/>
+        </w:rPr>
+        <w:lastRenderedPageBreak/>
+        <w:t xml:space="preserve">(preziveo). </w:t>
       </w:r>
       <w:r>
         <w:rPr>
@@ -5638,20 +5698,33 @@
           <w:rFonts w:cs="Times New Roman"/>
           <w:lang w:val="de-DE"/>
         </w:rPr>
-        <w:t xml:space="preserve"> Parametar </w:t>
+        <w:t xml:space="preserve"> </w:t>
+      </w:r>
+    </w:p>
+    <w:p>
+      <w:pPr>
+        <w:spacing w:before="80" w:after="80"/>
+        <w:jc w:val="both"/>
+        <w:rPr>
+          <w:rFonts w:cs="Times New Roman"/>
+        </w:rPr>
+      </w:pPr>
+      <w:r>
+        <w:rPr>
+          <w:rFonts w:cs="Times New Roman"/>
+        </w:rPr>
+        <w:t xml:space="preserve">Parametar </w:t>
       </w:r>
       <w:r>
         <w:rPr>
           <w:rFonts w:cs="Times New Roman"/>
           <w:i/>
-          <w:lang w:val="de-DE"/>
         </w:rPr>
         <w:t xml:space="preserve">max_iter </w:t>
       </w:r>
       <w:r>
         <w:rPr>
           <w:rFonts w:cs="Times New Roman"/>
-          <w:lang w:val="de-DE"/>
         </w:rPr>
         <w:t>= 1000 - maksimalan broj iteracija.</w:t>
       </w:r>
@@ -5659,17 +5732,17 @@
     <w:p>
       <w:pPr>
         <w:pStyle w:val="Heading2"/>
-        <w:rPr>
-          <w:rFonts w:cs="Times New Roman"/>
-          <w:color w:val="262626" w:themeColor="text1" w:themeTint="D9"/>
-        </w:rPr>
-      </w:pPr>
-      <w:r>
-        <w:rPr>
-          <w:rFonts w:cs="Times New Roman"/>
-          <w:color w:val="262626" w:themeColor="text1" w:themeTint="D9"/>
-        </w:rPr>
-        <w:lastRenderedPageBreak/>
+        <w:jc w:val="both"/>
+        <w:rPr>
+          <w:rFonts w:cs="Times New Roman"/>
+          <w:color w:val="262626" w:themeColor="text1" w:themeTint="D9"/>
+        </w:rPr>
+      </w:pPr>
+      <w:r>
+        <w:rPr>
+          <w:rFonts w:cs="Times New Roman"/>
+          <w:color w:val="262626" w:themeColor="text1" w:themeTint="D9"/>
+        </w:rPr>
         <w:t>4.7 Naive Bayes</w:t>
       </w:r>
     </w:p>
@@ -5741,6 +5814,7 @@
     <w:p>
       <w:pPr>
         <w:pStyle w:val="Heading2"/>
+        <w:jc w:val="both"/>
         <w:rPr>
           <w:color w:val="262626" w:themeColor="text1" w:themeTint="D9"/>
           <w:lang w:val="de-DE"/>
@@ -5757,6 +5831,7 @@
     <w:p>
       <w:pPr>
         <w:spacing w:before="100" w:beforeAutospacing="1" w:after="100" w:afterAutospacing="1"/>
+        <w:jc w:val="both"/>
         <w:rPr>
           <w:rFonts w:eastAsia="Times New Roman" w:cs="Times New Roman"/>
           <w:szCs w:val="24"/>
@@ -5809,6 +5884,7 @@
     <w:p>
       <w:pPr>
         <w:spacing w:before="100" w:beforeAutospacing="1" w:after="100" w:afterAutospacing="1"/>
+        <w:jc w:val="both"/>
         <w:rPr>
           <w:rFonts w:eastAsia="Times New Roman" w:cs="Times New Roman"/>
           <w:szCs w:val="24"/>
@@ -6006,6 +6082,7 @@
               <w:jc w:val="center"/>
               <w:rPr>
                 <w:rFonts w:cs="Times New Roman"/>
+                <w:color w:val="E7E6E6" w:themeColor="background2"/>
               </w:rPr>
             </w:pPr>
             <w:r>
@@ -6013,6 +6090,7 @@
                 <w:rFonts w:cs="Times New Roman"/>
                 <w:b/>
                 <w:bCs/>
+                <w:color w:val="E7E6E6" w:themeColor="background2"/>
                 <w:sz w:val="20"/>
                 <w:szCs w:val="20"/>
               </w:rPr>
@@ -6043,6 +6121,7 @@
               <w:jc w:val="center"/>
               <w:rPr>
                 <w:rFonts w:cs="Times New Roman"/>
+                <w:color w:val="E7E6E6" w:themeColor="background2"/>
               </w:rPr>
             </w:pPr>
             <w:r>
@@ -6050,6 +6129,7 @@
                 <w:rFonts w:cs="Times New Roman"/>
                 <w:b/>
                 <w:bCs/>
+                <w:color w:val="E7E6E6" w:themeColor="background2"/>
                 <w:sz w:val="20"/>
                 <w:szCs w:val="20"/>
               </w:rPr>
@@ -6080,6 +6160,7 @@
               <w:jc w:val="center"/>
               <w:rPr>
                 <w:rFonts w:cs="Times New Roman"/>
+                <w:color w:val="E7E6E6" w:themeColor="background2"/>
               </w:rPr>
             </w:pPr>
             <w:r>
@@ -6087,6 +6168,7 @@
                 <w:rFonts w:cs="Times New Roman"/>
                 <w:b/>
                 <w:bCs/>
+                <w:color w:val="E7E6E6" w:themeColor="background2"/>
                 <w:sz w:val="20"/>
                 <w:szCs w:val="20"/>
               </w:rPr>
@@ -6651,6 +6733,7 @@
               <w:jc w:val="center"/>
               <w:rPr>
                 <w:rFonts w:cs="Times New Roman"/>
+                <w:color w:val="E7E6E6" w:themeColor="background2"/>
               </w:rPr>
             </w:pPr>
             <w:r>
@@ -6658,6 +6741,7 @@
                 <w:rFonts w:cs="Times New Roman"/>
                 <w:b/>
                 <w:bCs/>
+                <w:color w:val="E7E6E6" w:themeColor="background2"/>
                 <w:sz w:val="20"/>
                 <w:szCs w:val="20"/>
               </w:rPr>
@@ -6688,6 +6772,7 @@
               <w:jc w:val="center"/>
               <w:rPr>
                 <w:rFonts w:cs="Times New Roman"/>
+                <w:color w:val="E7E6E6" w:themeColor="background2"/>
               </w:rPr>
             </w:pPr>
             <w:r>
@@ -6695,6 +6780,7 @@
                 <w:rFonts w:cs="Times New Roman"/>
                 <w:b/>
                 <w:bCs/>
+                <w:color w:val="E7E6E6" w:themeColor="background2"/>
                 <w:sz w:val="20"/>
                 <w:szCs w:val="20"/>
               </w:rPr>
@@ -6725,6 +6811,7 @@
               <w:jc w:val="center"/>
               <w:rPr>
                 <w:rFonts w:cs="Times New Roman"/>
+                <w:color w:val="E7E6E6" w:themeColor="background2"/>
               </w:rPr>
             </w:pPr>
             <w:r>
@@ -6732,6 +6819,7 @@
                 <w:rFonts w:cs="Times New Roman"/>
                 <w:b/>
                 <w:bCs/>
+                <w:color w:val="E7E6E6" w:themeColor="background2"/>
                 <w:sz w:val="20"/>
                 <w:szCs w:val="20"/>
               </w:rPr>
@@ -6762,6 +6850,7 @@
               <w:jc w:val="center"/>
               <w:rPr>
                 <w:rFonts w:cs="Times New Roman"/>
+                <w:color w:val="E7E6E6" w:themeColor="background2"/>
               </w:rPr>
             </w:pPr>
             <w:r>
@@ -6769,6 +6858,7 @@
                 <w:rFonts w:cs="Times New Roman"/>
                 <w:b/>
                 <w:bCs/>
+                <w:color w:val="E7E6E6" w:themeColor="background2"/>
                 <w:sz w:val="20"/>
                 <w:szCs w:val="20"/>
               </w:rPr>
@@ -6799,6 +6889,7 @@
               <w:jc w:val="center"/>
               <w:rPr>
                 <w:rFonts w:cs="Times New Roman"/>
+                <w:color w:val="E7E6E6" w:themeColor="background2"/>
               </w:rPr>
             </w:pPr>
             <w:r>
@@ -6806,6 +6897,7 @@
                 <w:rFonts w:cs="Times New Roman"/>
                 <w:b/>
                 <w:bCs/>
+                <w:color w:val="E7E6E6" w:themeColor="background2"/>
                 <w:sz w:val="20"/>
                 <w:szCs w:val="20"/>
               </w:rPr>
@@ -9531,6 +9623,7 @@
     <w:p>
       <w:pPr>
         <w:spacing w:before="80" w:after="80"/>
+        <w:jc w:val="both"/>
         <w:rPr>
           <w:rFonts w:cs="Times New Roman"/>
         </w:rPr>
@@ -9539,6 +9632,7 @@
     <w:p>
       <w:pPr>
         <w:pStyle w:val="Heading2"/>
+        <w:jc w:val="both"/>
         <w:rPr>
           <w:color w:val="262626" w:themeColor="text1" w:themeTint="D9"/>
         </w:rPr>
@@ -9548,7 +9642,7 @@
           <w:color w:val="262626" w:themeColor="text1" w:themeTint="D9"/>
         </w:rPr>
         <w:lastRenderedPageBreak/>
-        <w:t>5.4</w:t>
+        <w:t>5.3</w:t>
       </w:r>
       <w:r>
         <w:rPr>
@@ -9571,7 +9665,7 @@
         <w:rPr>
           <w:rFonts w:cs="Times New Roman"/>
         </w:rPr>
-        <w:t xml:space="preserve">Za svaki model generisana je matrica konfuzije koja prikazuje odnos izmedju stvarnih i predvidjenih klasa. </w:t>
+        <w:t>Za svaki model generisana je matrica konfuzije koja prikazuje odnos izmedju stvarnih i predvidjenih klasa.</w:t>
       </w:r>
     </w:p>
     <w:p>
@@ -9580,7 +9674,6 @@
         <w:jc w:val="center"/>
         <w:rPr>
           <w:rFonts w:cs="Times New Roman"/>
-          <w:lang w:val="de-DE"/>
         </w:rPr>
       </w:pPr>
       <w:r>
@@ -9611,7 +9704,7 @@
                     <pic:cNvPicPr/>
                   </pic:nvPicPr>
                   <pic:blipFill rotWithShape="1">
-                    <a:blip r:embed="rId10">
+                    <a:blip r:embed="rId8">
                       <a:extLst>
                         <a:ext uri="{28A0092B-C50C-407E-A947-70E740481C1C}">
                           <a14:useLocalDpi xmlns:a14="http://schemas.microsoft.com/office/drawing/2010/main" val="0"/>
@@ -9659,9 +9752,8 @@
         <w:rPr>
           <w:rFonts w:cs="Times New Roman"/>
           <w:i/>
-          <w:lang w:val="de-DE"/>
-        </w:rPr>
-        <w:t xml:space="preserve">Matrica konfuzije </w:t>
+        </w:rPr>
+        <w:t>Matrica konfuzij</w:t>
       </w:r>
       <w:r>
         <w:rPr>
@@ -9669,6 +9761,14 @@
           <w:i/>
           <w:lang w:val="de-DE"/>
         </w:rPr>
+        <w:t xml:space="preserve">e </w:t>
+      </w:r>
+      <w:r>
+        <w:rPr>
+          <w:rFonts w:cs="Times New Roman"/>
+          <w:i/>
+          <w:lang w:val="de-DE"/>
+        </w:rPr>
         <w:t xml:space="preserve">za najbolji model </w:t>
       </w:r>
       <w:r>
@@ -9683,7 +9783,7 @@
     <w:p>
       <w:pPr>
         <w:spacing w:before="80" w:after="80"/>
-        <w:jc w:val="center"/>
+        <w:jc w:val="both"/>
         <w:rPr>
           <w:rFonts w:cs="Times New Roman"/>
           <w:i/>
@@ -9694,7 +9794,7 @@
     <w:p>
       <w:pPr>
         <w:spacing w:before="80" w:after="80"/>
-        <w:jc w:val="center"/>
+        <w:jc w:val="both"/>
         <w:rPr>
           <w:rFonts w:cs="Times New Roman"/>
           <w:i/>
@@ -9705,7 +9805,7 @@
     <w:p>
       <w:pPr>
         <w:spacing w:before="80" w:after="80"/>
-        <w:jc w:val="center"/>
+        <w:jc w:val="both"/>
         <w:rPr>
           <w:rFonts w:cs="Times New Roman"/>
           <w:i/>
@@ -9716,7 +9816,7 @@
     <w:p>
       <w:pPr>
         <w:spacing w:before="80" w:after="80"/>
-        <w:jc w:val="center"/>
+        <w:jc w:val="both"/>
         <w:rPr>
           <w:rFonts w:cs="Times New Roman"/>
           <w:i/>
@@ -9727,7 +9827,7 @@
     <w:p>
       <w:pPr>
         <w:spacing w:before="80" w:after="80"/>
-        <w:jc w:val="center"/>
+        <w:jc w:val="both"/>
         <w:rPr>
           <w:rFonts w:cs="Times New Roman"/>
           <w:i/>
@@ -9738,7 +9838,7 @@
     <w:p>
       <w:pPr>
         <w:spacing w:before="80" w:after="80"/>
-        <w:jc w:val="center"/>
+        <w:jc w:val="both"/>
         <w:rPr>
           <w:rFonts w:cs="Times New Roman"/>
           <w:i/>
@@ -9749,7 +9849,7 @@
     <w:p>
       <w:pPr>
         <w:spacing w:before="80" w:after="80"/>
-        <w:jc w:val="center"/>
+        <w:jc w:val="both"/>
         <w:rPr>
           <w:rFonts w:cs="Times New Roman"/>
           <w:i/>
@@ -9760,7 +9860,7 @@
     <w:p>
       <w:pPr>
         <w:spacing w:before="80" w:after="80"/>
-        <w:jc w:val="center"/>
+        <w:jc w:val="both"/>
         <w:rPr>
           <w:rFonts w:cs="Times New Roman"/>
           <w:i/>
@@ -9771,7 +9871,7 @@
     <w:p>
       <w:pPr>
         <w:spacing w:before="80" w:after="80"/>
-        <w:jc w:val="center"/>
+        <w:jc w:val="both"/>
         <w:rPr>
           <w:rFonts w:cs="Times New Roman"/>
           <w:i/>
@@ -9782,7 +9882,7 @@
     <w:p>
       <w:pPr>
         <w:spacing w:before="80" w:after="80"/>
-        <w:jc w:val="center"/>
+        <w:jc w:val="both"/>
         <w:rPr>
           <w:rFonts w:cs="Times New Roman"/>
           <w:i/>
@@ -9793,7 +9893,7 @@
     <w:p>
       <w:pPr>
         <w:spacing w:before="80" w:after="80"/>
-        <w:jc w:val="center"/>
+        <w:jc w:val="both"/>
         <w:rPr>
           <w:rFonts w:cs="Times New Roman"/>
           <w:i/>
@@ -9804,7 +9904,7 @@
     <w:p>
       <w:pPr>
         <w:spacing w:before="80" w:after="80"/>
-        <w:jc w:val="center"/>
+        <w:jc w:val="both"/>
         <w:rPr>
           <w:rFonts w:cs="Times New Roman"/>
           <w:i/>
@@ -9815,7 +9915,7 @@
     <w:p>
       <w:pPr>
         <w:spacing w:before="80" w:after="80"/>
-        <w:jc w:val="center"/>
+        <w:jc w:val="both"/>
         <w:rPr>
           <w:rFonts w:cs="Times New Roman"/>
           <w:i/>
@@ -9826,7 +9926,7 @@
     <w:p>
       <w:pPr>
         <w:spacing w:before="80" w:after="80"/>
-        <w:jc w:val="center"/>
+        <w:jc w:val="both"/>
         <w:rPr>
           <w:rFonts w:cs="Times New Roman"/>
           <w:i/>
@@ -9837,7 +9937,7 @@
     <w:p>
       <w:pPr>
         <w:spacing w:before="80" w:after="80"/>
-        <w:jc w:val="center"/>
+        <w:jc w:val="both"/>
         <w:rPr>
           <w:rFonts w:cs="Times New Roman"/>
           <w:i/>
@@ -9848,7 +9948,7 @@
     <w:p>
       <w:pPr>
         <w:spacing w:before="80" w:after="80"/>
-        <w:jc w:val="center"/>
+        <w:jc w:val="both"/>
         <w:rPr>
           <w:rFonts w:cs="Times New Roman"/>
           <w:i/>
@@ -9859,7 +9959,7 @@
     <w:p>
       <w:pPr>
         <w:spacing w:before="80" w:after="80"/>
-        <w:jc w:val="center"/>
+        <w:jc w:val="both"/>
         <w:rPr>
           <w:rFonts w:cs="Times New Roman"/>
           <w:i/>
@@ -9870,7 +9970,7 @@
     <w:p>
       <w:pPr>
         <w:spacing w:before="80" w:after="80"/>
-        <w:jc w:val="center"/>
+        <w:jc w:val="both"/>
         <w:rPr>
           <w:rFonts w:cs="Times New Roman"/>
           <w:i/>
@@ -9881,7 +9981,7 @@
     <w:p>
       <w:pPr>
         <w:spacing w:before="80" w:after="80"/>
-        <w:jc w:val="center"/>
+        <w:jc w:val="both"/>
         <w:rPr>
           <w:rFonts w:cs="Times New Roman"/>
           <w:i/>
@@ -9892,7 +9992,7 @@
     <w:p>
       <w:pPr>
         <w:spacing w:before="80" w:after="80"/>
-        <w:jc w:val="center"/>
+        <w:jc w:val="both"/>
         <w:rPr>
           <w:rFonts w:cs="Times New Roman"/>
           <w:i/>
@@ -9903,7 +10003,7 @@
     <w:p>
       <w:pPr>
         <w:spacing w:before="80" w:after="80"/>
-        <w:jc w:val="center"/>
+        <w:jc w:val="both"/>
         <w:rPr>
           <w:rFonts w:cs="Times New Roman"/>
           <w:i/>
@@ -9914,7 +10014,7 @@
     <w:p>
       <w:pPr>
         <w:spacing w:before="80" w:after="80"/>
-        <w:jc w:val="center"/>
+        <w:jc w:val="both"/>
         <w:rPr>
           <w:rFonts w:cs="Times New Roman"/>
           <w:i/>
@@ -9925,7 +10025,7 @@
     <w:p>
       <w:pPr>
         <w:spacing w:before="80" w:after="80"/>
-        <w:jc w:val="center"/>
+        <w:jc w:val="both"/>
         <w:rPr>
           <w:rFonts w:cs="Times New Roman"/>
           <w:i/>
@@ -9936,6 +10036,7 @@
     <w:p>
       <w:pPr>
         <w:pStyle w:val="Heading1"/>
+        <w:jc w:val="both"/>
         <w:rPr>
           <w:rFonts w:cs="Times New Roman"/>
         </w:rPr>
@@ -9951,6 +10052,7 @@
     <w:p>
       <w:pPr>
         <w:pStyle w:val="Heading2"/>
+        <w:jc w:val="both"/>
       </w:pPr>
       <w:r>
         <w:rPr>
@@ -10031,7 +10133,7 @@
                     <pic:cNvPicPr/>
                   </pic:nvPicPr>
                   <pic:blipFill rotWithShape="1">
-                    <a:blip r:embed="rId11"/>
+                    <a:blip r:embed="rId9"/>
                     <a:srcRect l="29105" t="14073" r="21124" b="20313"/>
                     <a:stretch/>
                   </pic:blipFill>
@@ -10079,7 +10181,7 @@
     <w:p>
       <w:pPr>
         <w:spacing w:before="80" w:after="80"/>
-        <w:jc w:val="center"/>
+        <w:jc w:val="both"/>
         <w:rPr>
           <w:rFonts w:cs="Times New Roman"/>
           <w:i/>
@@ -10122,6 +10224,7 @@
           <w:numId w:val="2"/>
         </w:numPr>
         <w:spacing w:before="60" w:after="60"/>
+        <w:jc w:val="both"/>
         <w:rPr>
           <w:rFonts w:cs="Times New Roman"/>
           <w:color w:val="262626" w:themeColor="text1" w:themeTint="D9"/>
@@ -10154,6 +10257,7 @@
           <w:numId w:val="2"/>
         </w:numPr>
         <w:spacing w:before="60" w:after="60"/>
+        <w:jc w:val="both"/>
         <w:rPr>
           <w:rFonts w:cs="Times New Roman"/>
           <w:color w:val="262626" w:themeColor="text1" w:themeTint="D9"/>
@@ -10186,6 +10290,7 @@
           <w:numId w:val="2"/>
         </w:numPr>
         <w:spacing w:before="60" w:after="60"/>
+        <w:jc w:val="both"/>
         <w:rPr>
           <w:rFonts w:cs="Times New Roman"/>
           <w:color w:val="262626" w:themeColor="text1" w:themeTint="D9"/>
@@ -10218,6 +10323,7 @@
           <w:numId w:val="2"/>
         </w:numPr>
         <w:spacing w:before="60" w:after="60"/>
+        <w:jc w:val="both"/>
         <w:rPr>
           <w:rFonts w:cs="Times New Roman"/>
           <w:color w:val="262626" w:themeColor="text1" w:themeTint="D9"/>
@@ -10250,6 +10356,7 @@
           <w:numId w:val="2"/>
         </w:numPr>
         <w:spacing w:before="60" w:after="60"/>
+        <w:jc w:val="both"/>
         <w:rPr>
           <w:rFonts w:cs="Times New Roman"/>
           <w:color w:val="262626" w:themeColor="text1" w:themeTint="D9"/>
@@ -10280,6 +10387,7 @@
     <w:p>
       <w:pPr>
         <w:spacing w:before="60" w:after="60"/>
+        <w:jc w:val="both"/>
         <w:rPr>
           <w:rFonts w:cs="Times New Roman"/>
           <w:lang w:val="de-DE"/>
@@ -10315,7 +10423,7 @@
                     <pic:cNvPicPr/>
                   </pic:nvPicPr>
                   <pic:blipFill rotWithShape="1">
-                    <a:blip r:embed="rId12"/>
+                    <a:blip r:embed="rId10"/>
                     <a:srcRect l="33444" t="13847" r="25228" b="32121"/>
                     <a:stretch/>
                   </pic:blipFill>
@@ -10365,7 +10473,7 @@
     <w:p>
       <w:pPr>
         <w:spacing w:before="60" w:after="60"/>
-        <w:jc w:val="center"/>
+        <w:jc w:val="both"/>
         <w:rPr>
           <w:rFonts w:cs="Times New Roman"/>
           <w:i/>
@@ -10432,7 +10540,7 @@
                     <pic:cNvPicPr/>
                   </pic:nvPicPr>
                   <pic:blipFill rotWithShape="1">
-                    <a:blip r:embed="rId13"/>
+                    <a:blip r:embed="rId11"/>
                     <a:srcRect l="33222" t="13763" r="25350" b="31597"/>
                     <a:stretch/>
                   </pic:blipFill>
@@ -10480,7 +10588,7 @@
     <w:p>
       <w:pPr>
         <w:spacing w:before="60" w:after="60"/>
-        <w:jc w:val="center"/>
+        <w:jc w:val="both"/>
         <w:rPr>
           <w:rFonts w:cs="Times New Roman"/>
           <w:i/>
@@ -10530,6 +10638,7 @@
     <w:p>
       <w:pPr>
         <w:spacing w:before="60" w:after="60"/>
+        <w:jc w:val="both"/>
         <w:rPr>
           <w:rFonts w:cs="Times New Roman"/>
           <w:i/>
@@ -10539,6 +10648,7 @@
     <w:p>
       <w:pPr>
         <w:spacing w:before="80" w:after="80"/>
+        <w:jc w:val="both"/>
         <w:rPr>
           <w:rFonts w:cs="Times New Roman"/>
         </w:rPr>
@@ -10547,6 +10657,7 @@
     <w:p>
       <w:pPr>
         <w:pStyle w:val="Heading2"/>
+        <w:jc w:val="both"/>
         <w:rPr>
           <w:rFonts w:cs="Times New Roman"/>
         </w:rPr>
@@ -10561,6 +10672,7 @@
     <w:p>
       <w:pPr>
         <w:spacing w:before="80" w:after="80"/>
+        <w:jc w:val="both"/>
         <w:rPr>
           <w:rFonts w:cs="Times New Roman"/>
         </w:rPr>
@@ -10587,6 +10699,7 @@
     <w:p>
       <w:pPr>
         <w:spacing w:before="80" w:after="80"/>
+        <w:jc w:val="both"/>
         <w:rPr>
           <w:rFonts w:cs="Times New Roman"/>
         </w:rPr>
@@ -10620,7 +10733,7 @@
                     <pic:cNvPicPr/>
                   </pic:nvPicPr>
                   <pic:blipFill rotWithShape="1">
-                    <a:blip r:embed="rId14"/>
+                    <a:blip r:embed="rId12"/>
                     <a:srcRect l="29805" t="13920" r="21736" b="32537"/>
                     <a:stretch/>
                   </pic:blipFill>
@@ -10668,7 +10781,7 @@
     <w:p>
       <w:pPr>
         <w:spacing w:before="80" w:after="80"/>
-        <w:jc w:val="center"/>
+        <w:jc w:val="both"/>
         <w:rPr>
           <w:rFonts w:cs="Times New Roman"/>
           <w:i/>
@@ -10678,6 +10791,7 @@
     <w:p>
       <w:pPr>
         <w:spacing w:before="80" w:after="80"/>
+        <w:jc w:val="both"/>
         <w:rPr>
           <w:rFonts w:cs="Times New Roman"/>
         </w:rPr>
@@ -10692,6 +10806,7 @@
     <w:p>
       <w:pPr>
         <w:spacing w:before="80" w:after="80"/>
+        <w:jc w:val="both"/>
         <w:rPr>
           <w:rFonts w:cs="Times New Roman"/>
         </w:rPr>
@@ -10726,7 +10841,7 @@
                     <pic:cNvPicPr/>
                   </pic:nvPicPr>
                   <pic:blipFill rotWithShape="1">
-                    <a:blip r:embed="rId15"/>
+                    <a:blip r:embed="rId13"/>
                     <a:srcRect l="29655" t="13919" r="21585" b="33072"/>
                     <a:stretch/>
                   </pic:blipFill>
@@ -10774,7 +10889,7 @@
     <w:p>
       <w:pPr>
         <w:spacing w:before="80" w:after="80"/>
-        <w:jc w:val="center"/>
+        <w:jc w:val="both"/>
         <w:rPr>
           <w:rFonts w:cs="Times New Roman"/>
           <w:i/>
@@ -10784,6 +10899,7 @@
     <w:p>
       <w:pPr>
         <w:spacing w:before="80" w:after="80"/>
+        <w:jc w:val="both"/>
         <w:rPr>
           <w:rFonts w:cs="Times New Roman"/>
         </w:rPr>
@@ -10834,7 +10950,7 @@
                     <pic:cNvPicPr/>
                   </pic:nvPicPr>
                   <pic:blipFill rotWithShape="1">
-                    <a:blip r:embed="rId16"/>
+                    <a:blip r:embed="rId14"/>
                     <a:srcRect l="32509" t="13976" r="24517" b="32019"/>
                     <a:stretch/>
                   </pic:blipFill>
@@ -10882,6 +10998,7 @@
     <w:p>
       <w:pPr>
         <w:spacing w:before="80" w:after="80"/>
+        <w:jc w:val="both"/>
         <w:rPr>
           <w:rFonts w:cs="Times New Roman"/>
         </w:rPr>
@@ -10922,6 +11039,7 @@
     </w:p>
     <w:p>
       <w:pPr>
+        <w:jc w:val="both"/>
         <w:rPr>
           <w:noProof/>
         </w:rPr>
@@ -10956,7 +11074,7 @@
                     <pic:cNvPicPr/>
                   </pic:nvPicPr>
                   <pic:blipFill rotWithShape="1">
-                    <a:blip r:embed="rId17"/>
+                    <a:blip r:embed="rId15"/>
                     <a:srcRect l="32508" t="13763" r="24397" b="32022"/>
                     <a:stretch/>
                   </pic:blipFill>
@@ -11047,7 +11165,7 @@
     <w:p>
       <w:pPr>
         <w:spacing w:before="80" w:after="80"/>
-        <w:jc w:val="both"/>
+        <w:jc w:val="center"/>
         <w:rPr>
           <w:noProof/>
         </w:rPr>
@@ -11084,7 +11202,7 @@
                     <pic:cNvPicPr/>
                   </pic:nvPicPr>
                   <pic:blipFill rotWithShape="1">
-                    <a:blip r:embed="rId18"/>
+                    <a:blip r:embed="rId16"/>
                     <a:srcRect l="26793" t="14823" r="18921" b="33078"/>
                     <a:stretch/>
                   </pic:blipFill>
@@ -11134,7 +11252,7 @@
     <w:p>
       <w:pPr>
         <w:spacing w:before="80" w:after="80"/>
-        <w:jc w:val="center"/>
+        <w:jc w:val="both"/>
         <w:rPr>
           <w:rFonts w:cs="Times New Roman"/>
           <w:bCs/>
@@ -11172,6 +11290,7 @@
     <w:p>
       <w:pPr>
         <w:spacing w:before="80" w:after="80"/>
+        <w:jc w:val="both"/>
         <w:rPr>
           <w:rFonts w:cs="Times New Roman"/>
         </w:rPr>
@@ -11180,6 +11299,7 @@
     <w:p>
       <w:pPr>
         <w:pStyle w:val="Heading2"/>
+        <w:jc w:val="both"/>
         <w:rPr>
           <w:rFonts w:cs="Times New Roman"/>
           <w:color w:val="262626" w:themeColor="text1" w:themeTint="D9"/>
@@ -11224,15 +11344,36 @@
         </w:rPr>
         <w:t xml:space="preserve"> postigao najbolje rezultate sa tacnoscu od 84.92% i F1-skorom od 81.63%. </w:t>
       </w:r>
-    </w:p>
-    <w:p>
-      <w:pPr>
-        <w:spacing w:before="80" w:after="80"/>
+      <w:r>
+        <w:t xml:space="preserve">Ovaj model se pokazao kao najbolji izbor za ovaj dataset jer je otporan na </w:t>
+      </w:r>
+      <w:r>
+        <w:rPr>
+          <w:i/>
+        </w:rPr>
+        <w:t>outliere</w:t>
+      </w:r>
+      <w:r>
+        <w:t xml:space="preserve"> i dobro radi sa mešavinom kategorij</w:t>
+      </w:r>
+      <w:r>
+        <w:t>skih i numeričkih atributa koji su prisutni</w:t>
+      </w:r>
+      <w:r>
+        <w:t xml:space="preserve"> u Titanic datasetu.</w:t>
+      </w:r>
+    </w:p>
+    <w:p>
+      <w:pPr>
+        <w:spacing w:before="80" w:after="80"/>
+        <w:jc w:val="both"/>
         <w:rPr>
           <w:rFonts w:cs="Times New Roman"/>
           <w:szCs w:val="24"/>
         </w:rPr>
       </w:pPr>
+      <w:bookmarkStart w:id="0" w:name="_GoBack"/>
+      <w:bookmarkEnd w:id="0"/>
     </w:p>
     <w:p>
       <w:pPr>
@@ -11259,6 +11400,7 @@
           <w:numId w:val="2"/>
         </w:numPr>
         <w:spacing w:before="60" w:after="60"/>
+        <w:jc w:val="both"/>
         <w:rPr>
           <w:rFonts w:cs="Times New Roman"/>
           <w:color w:val="262626" w:themeColor="text1" w:themeTint="D9"/>
@@ -11296,6 +11438,7 @@
           <w:numId w:val="2"/>
         </w:numPr>
         <w:spacing w:before="60" w:after="60"/>
+        <w:jc w:val="both"/>
         <w:rPr>
           <w:rFonts w:cs="Times New Roman"/>
           <w:color w:val="262626" w:themeColor="text1" w:themeTint="D9"/>
@@ -11333,6 +11476,7 @@
           <w:numId w:val="2"/>
         </w:numPr>
         <w:spacing w:before="60" w:after="60"/>
+        <w:jc w:val="both"/>
         <w:rPr>
           <w:rFonts w:cs="Times New Roman"/>
           <w:color w:val="262626" w:themeColor="text1" w:themeTint="D9"/>
@@ -11376,6 +11520,7 @@
           <w:numId w:val="2"/>
         </w:numPr>
         <w:spacing w:before="60" w:after="60"/>
+        <w:jc w:val="both"/>
         <w:rPr>
           <w:rFonts w:cs="Times New Roman"/>
           <w:color w:val="262626" w:themeColor="text1" w:themeTint="D9"/>
@@ -11417,6 +11562,29 @@
     </w:p>
     <w:p>
       <w:pPr>
+        <w:spacing w:before="60" w:after="60"/>
+        <w:jc w:val="both"/>
+        <w:rPr>
+          <w:rFonts w:cs="Times New Roman"/>
+          <w:szCs w:val="24"/>
+          <w:lang w:val="de-DE"/>
+        </w:rPr>
+      </w:pPr>
+    </w:p>
+    <w:p>
+      <w:pPr>
+        <w:spacing w:before="60" w:after="60"/>
+        <w:jc w:val="both"/>
+        <w:rPr>
+          <w:rFonts w:cs="Times New Roman"/>
+          <w:szCs w:val="24"/>
+          <w:lang w:val="de-DE"/>
+        </w:rPr>
+      </w:pPr>
+    </w:p>
+    <w:p>
+      <w:pPr>
+        <w:jc w:val="both"/>
         <w:rPr>
           <w:rFonts w:cs="Times New Roman"/>
           <w:lang w:val="de-DE"/>
@@ -11433,6 +11601,7 @@
     <w:p>
       <w:pPr>
         <w:pStyle w:val="Heading1"/>
+        <w:jc w:val="both"/>
         <w:rPr>
           <w:rFonts w:cs="Times New Roman"/>
           <w:color w:val="262626" w:themeColor="text1" w:themeTint="D9"/>
@@ -11477,6 +11646,7 @@
     <w:p>
       <w:pPr>
         <w:spacing w:before="80" w:after="80"/>
+        <w:jc w:val="both"/>
         <w:rPr>
           <w:rFonts w:cs="Times New Roman"/>
         </w:rPr>
@@ -11485,6 +11655,7 @@
     <w:p>
       <w:pPr>
         <w:pStyle w:val="Heading2"/>
+        <w:jc w:val="both"/>
         <w:rPr>
           <w:rFonts w:cs="Times New Roman"/>
           <w:color w:val="262626" w:themeColor="text1" w:themeTint="D9"/>
@@ -11506,6 +11677,7 @@
           <w:numId w:val="2"/>
         </w:numPr>
         <w:spacing w:before="60" w:after="60"/>
+        <w:jc w:val="both"/>
         <w:rPr>
           <w:rFonts w:cs="Times New Roman"/>
           <w:color w:val="262626" w:themeColor="text1" w:themeTint="D9"/>
@@ -11545,6 +11717,7 @@
           <w:numId w:val="2"/>
         </w:numPr>
         <w:spacing w:before="60" w:after="60"/>
+        <w:jc w:val="both"/>
         <w:rPr>
           <w:rFonts w:cs="Times New Roman"/>
           <w:color w:val="262626" w:themeColor="text1" w:themeTint="D9"/>
@@ -11584,6 +11757,7 @@
           <w:numId w:val="2"/>
         </w:numPr>
         <w:spacing w:before="60" w:after="60"/>
+        <w:jc w:val="both"/>
         <w:rPr>
           <w:rFonts w:cs="Times New Roman"/>
           <w:color w:val="262626" w:themeColor="text1" w:themeTint="D9"/>
@@ -11602,6 +11776,7 @@
     <w:p>
       <w:pPr>
         <w:spacing w:before="80" w:after="80"/>
+        <w:jc w:val="both"/>
         <w:rPr>
           <w:rFonts w:cs="Times New Roman"/>
         </w:rPr>
@@ -11610,6 +11785,7 @@
     <w:p>
       <w:pPr>
         <w:pStyle w:val="Heading2"/>
+        <w:jc w:val="both"/>
         <w:rPr>
           <w:rFonts w:cs="Times New Roman"/>
           <w:color w:val="262626" w:themeColor="text1" w:themeTint="D9"/>
@@ -11626,6 +11802,7 @@
     <w:p>
       <w:pPr>
         <w:spacing w:before="60" w:after="60"/>
+        <w:jc w:val="both"/>
         <w:rPr>
           <w:rFonts w:cs="Times New Roman"/>
         </w:rPr>
@@ -11646,59 +11823,25 @@
     <w:p>
       <w:pPr>
         <w:pStyle w:val="Heading2"/>
-        <w:rPr>
-          <w:rFonts w:cs="Times New Roman"/>
-          <w:color w:val="262626" w:themeColor="text1" w:themeTint="D9"/>
-        </w:rPr>
-      </w:pPr>
-      <w:r>
-        <w:rPr>
-          <w:rFonts w:cs="Times New Roman"/>
-          <w:color w:val="262626" w:themeColor="text1" w:themeTint="D9"/>
-        </w:rPr>
-        <w:t>7.3 Poboljsanje evaluacije</w:t>
-      </w:r>
-    </w:p>
-    <w:p>
-      <w:pPr>
-        <w:spacing w:before="60" w:after="60"/>
-        <w:rPr>
-          <w:rFonts w:cs="Times New Roman"/>
-        </w:rPr>
-      </w:pPr>
-      <w:r>
-        <w:rPr>
-          <w:rFonts w:cs="Times New Roman"/>
-        </w:rPr>
-        <w:t>Cross-validacija u</w:t>
-      </w:r>
-      <w:r>
-        <w:rPr>
-          <w:rFonts w:cs="Times New Roman"/>
-        </w:rPr>
-        <w:t xml:space="preserve">mesto jedne podele train/test - </w:t>
-      </w:r>
-      <w:r>
-        <w:rPr>
-          <w:rFonts w:cs="Times New Roman"/>
-        </w:rPr>
-        <w:t>daje stabilniju procenu performansi, posebno korisno za male skupove podataka</w:t>
-      </w:r>
-    </w:p>
-    <w:p>
-      <w:pPr>
-        <w:pStyle w:val="Heading2"/>
-        <w:rPr>
-          <w:rFonts w:cs="Times New Roman"/>
-          <w:color w:val="262626" w:themeColor="text1" w:themeTint="D9"/>
-        </w:rPr>
-      </w:pPr>
-      <w:r>
-        <w:rPr>
-          <w:rFonts w:cs="Times New Roman"/>
-          <w:color w:val="262626" w:themeColor="text1" w:themeTint="D9"/>
-        </w:rPr>
-        <w:t>7.4 Vise podataka</w:t>
+        <w:jc w:val="both"/>
+        <w:rPr>
+          <w:rFonts w:cs="Times New Roman"/>
+          <w:color w:val="262626" w:themeColor="text1" w:themeTint="D9"/>
+        </w:rPr>
+      </w:pPr>
+      <w:r>
+        <w:rPr>
+          <w:rFonts w:cs="Times New Roman"/>
+          <w:color w:val="262626" w:themeColor="text1" w:themeTint="D9"/>
+        </w:rPr>
+        <w:t>7.3</w:t>
+      </w:r>
+      <w:r>
+        <w:rPr>
+          <w:rFonts w:cs="Times New Roman"/>
+          <w:color w:val="262626" w:themeColor="text1" w:themeTint="D9"/>
+        </w:rPr>
+        <w:t xml:space="preserve"> Vise podataka</w:t>
       </w:r>
     </w:p>
     <w:p>
@@ -11719,20 +11862,22 @@
     <w:p>
       <w:pPr>
         <w:spacing w:before="80" w:after="80"/>
-        <w:rPr>
-          <w:rFonts w:cs="Times New Roman"/>
-        </w:rPr>
-      </w:pPr>
-    </w:p>
-    <w:p>
-      <w:pPr>
+        <w:jc w:val="both"/>
+        <w:rPr>
+          <w:rFonts w:cs="Times New Roman"/>
+        </w:rPr>
+      </w:pPr>
+    </w:p>
+    <w:p>
+      <w:pPr>
+        <w:jc w:val="both"/>
         <w:rPr>
           <w:rFonts w:cs="Times New Roman"/>
         </w:rPr>
       </w:pPr>
     </w:p>
     <w:sectPr>
-      <w:footerReference w:type="first" r:id="rId19"/>
+      <w:footerReference w:type="first" r:id="rId17"/>
       <w:pgSz w:w="11906" w:h="16838"/>
       <w:pgMar w:top="1440" w:right="1440" w:bottom="1440" w:left="1440" w:header="708" w:footer="708" w:gutter="0"/>
       <w:cols w:space="720"/>

--- a/dokumentacija.docx
+++ b/dokumentacija.docx
@@ -230,22 +230,6 @@
           <w:rFonts w:cs="Times New Roman"/>
           <w:lang w:val="de-DE"/>
         </w:rPr>
-        <w:br w:type="page"/>
-      </w:r>
-    </w:p>
-    <w:p>
-      <w:pPr>
-        <w:rPr>
-          <w:rFonts w:cs="Times New Roman"/>
-          <w:lang w:val="de-DE"/>
-        </w:rPr>
-      </w:pPr>
-      <w:r>
-        <w:rPr>
-          <w:rFonts w:cs="Times New Roman"/>
-          <w:lang w:val="de-DE"/>
-        </w:rPr>
-        <w:lastRenderedPageBreak/>
         <w:br w:type="page"/>
       </w:r>
     </w:p>
@@ -271,7 +255,19 @@
             <w:pStyle w:val="Heading1"/>
           </w:pPr>
           <w:r>
-            <w:t>Sadrzaj</w:t>
+            <w:t>S</w:t>
+          </w:r>
+          <w:r>
+            <w:t>adr</w:t>
+          </w:r>
+          <w:r>
+            <w:rPr>
+              <w:lang w:val="sr-Latn-RS"/>
+            </w:rPr>
+            <w:t>ž</w:t>
+          </w:r>
+          <w:r>
+            <w:t>aj</w:t>
           </w:r>
         </w:p>
         <w:p>
@@ -492,7 +488,7 @@
                 <w:noProof/>
                 <w:webHidden/>
               </w:rPr>
-              <w:t>6</w:t>
+              <w:t>5</w:t>
             </w:r>
             <w:r>
               <w:rPr>
@@ -560,7 +556,7 @@
                 <w:noProof/>
                 <w:webHidden/>
               </w:rPr>
-              <w:t>6</w:t>
+              <w:t>5</w:t>
             </w:r>
             <w:r>
               <w:rPr>
@@ -630,7 +626,7 @@
                 <w:noProof/>
                 <w:webHidden/>
               </w:rPr>
-              <w:t>7</w:t>
+              <w:t>6</w:t>
             </w:r>
             <w:r>
               <w:rPr>
@@ -699,7 +695,7 @@
                 <w:noProof/>
                 <w:webHidden/>
               </w:rPr>
-              <w:t>7</w:t>
+              <w:t>6</w:t>
             </w:r>
             <w:r>
               <w:rPr>
@@ -768,7 +764,7 @@
                 <w:noProof/>
                 <w:webHidden/>
               </w:rPr>
-              <w:t>7</w:t>
+              <w:t>6</w:t>
             </w:r>
             <w:r>
               <w:rPr>
@@ -838,7 +834,7 @@
                 <w:noProof/>
                 <w:webHidden/>
               </w:rPr>
-              <w:t>8</w:t>
+              <w:t>7</w:t>
             </w:r>
             <w:r>
               <w:rPr>
@@ -907,7 +903,7 @@
                 <w:noProof/>
                 <w:webHidden/>
               </w:rPr>
-              <w:t>8</w:t>
+              <w:t>7</w:t>
             </w:r>
             <w:r>
               <w:rPr>
@@ -976,7 +972,7 @@
                 <w:noProof/>
                 <w:webHidden/>
               </w:rPr>
-              <w:t>9</w:t>
+              <w:t>8</w:t>
             </w:r>
             <w:r>
               <w:rPr>
@@ -1044,7 +1040,7 @@
                 <w:noProof/>
                 <w:webHidden/>
               </w:rPr>
-              <w:t>12</w:t>
+              <w:t>11</w:t>
             </w:r>
             <w:r>
               <w:rPr>
@@ -1112,7 +1108,7 @@
                 <w:noProof/>
                 <w:webHidden/>
               </w:rPr>
-              <w:t>12</w:t>
+              <w:t>11</w:t>
             </w:r>
             <w:r>
               <w:rPr>
@@ -1180,7 +1176,7 @@
                 <w:noProof/>
                 <w:webHidden/>
               </w:rPr>
-              <w:t>12</w:t>
+              <w:t>11</w:t>
             </w:r>
             <w:r>
               <w:rPr>
@@ -1249,7 +1245,7 @@
                 <w:noProof/>
                 <w:webHidden/>
               </w:rPr>
-              <w:t>13</w:t>
+              <w:t>12</w:t>
             </w:r>
             <w:r>
               <w:rPr>
@@ -1317,7 +1313,7 @@
                 <w:noProof/>
                 <w:webHidden/>
               </w:rPr>
-              <w:t>14</w:t>
+              <w:t>13</w:t>
             </w:r>
             <w:r>
               <w:rPr>
@@ -1393,7 +1389,7 @@
                 <w:noProof/>
                 <w:webHidden/>
               </w:rPr>
-              <w:t>14</w:t>
+              <w:t>13</w:t>
             </w:r>
             <w:r>
               <w:rPr>
@@ -1462,7 +1458,7 @@
                 <w:noProof/>
                 <w:webHidden/>
               </w:rPr>
-              <w:t>14</w:t>
+              <w:t>13</w:t>
             </w:r>
             <w:r>
               <w:rPr>
@@ -1531,7 +1527,7 @@
                 <w:noProof/>
                 <w:webHidden/>
               </w:rPr>
-              <w:t>14</w:t>
+              <w:t>13</w:t>
             </w:r>
             <w:r>
               <w:rPr>
@@ -1600,7 +1596,7 @@
                 <w:noProof/>
                 <w:webHidden/>
               </w:rPr>
-              <w:t>14</w:t>
+              <w:t>13</w:t>
             </w:r>
             <w:r>
               <w:rPr>
@@ -1669,7 +1665,7 @@
                 <w:noProof/>
                 <w:webHidden/>
               </w:rPr>
-              <w:t>14</w:t>
+              <w:t>13</w:t>
             </w:r>
             <w:r>
               <w:rPr>
@@ -1738,7 +1734,7 @@
                 <w:noProof/>
                 <w:webHidden/>
               </w:rPr>
-              <w:t>14</w:t>
+              <w:t>13</w:t>
             </w:r>
             <w:r>
               <w:rPr>
@@ -1808,7 +1804,7 @@
                 <w:noProof/>
                 <w:webHidden/>
               </w:rPr>
-              <w:t>14</w:t>
+              <w:t>13</w:t>
             </w:r>
             <w:r>
               <w:rPr>
@@ -1876,7 +1872,7 @@
                 <w:noProof/>
                 <w:webHidden/>
               </w:rPr>
-              <w:t>15</w:t>
+              <w:t>14</w:t>
             </w:r>
             <w:r>
               <w:rPr>
@@ -1944,7 +1940,7 @@
                 <w:noProof/>
                 <w:webHidden/>
               </w:rPr>
-              <w:t>15</w:t>
+              <w:t>14</w:t>
             </w:r>
             <w:r>
               <w:rPr>
@@ -2013,7 +2009,7 @@
                 <w:noProof/>
                 <w:webHidden/>
               </w:rPr>
-              <w:t>15</w:t>
+              <w:t>14</w:t>
             </w:r>
             <w:r>
               <w:rPr>
@@ -2081,7 +2077,7 @@
                 <w:noProof/>
                 <w:webHidden/>
               </w:rPr>
-              <w:t>17</w:t>
+              <w:t>16</w:t>
             </w:r>
             <w:r>
               <w:rPr>
@@ -2149,7 +2145,7 @@
                 <w:noProof/>
                 <w:webHidden/>
               </w:rPr>
-              <w:t>17</w:t>
+              <w:t>16</w:t>
             </w:r>
             <w:r>
               <w:rPr>
@@ -2217,7 +2213,7 @@
                 <w:noProof/>
                 <w:webHidden/>
               </w:rPr>
-              <w:t>18</w:t>
+              <w:t>17</w:t>
             </w:r>
             <w:r>
               <w:rPr>
@@ -2285,7 +2281,7 @@
                 <w:noProof/>
                 <w:webHidden/>
               </w:rPr>
-              <w:t>18</w:t>
+              <w:t>17</w:t>
             </w:r>
             <w:r>
               <w:rPr>
@@ -2353,7 +2349,7 @@
                 <w:noProof/>
                 <w:webHidden/>
               </w:rPr>
-              <w:t>20</w:t>
+              <w:t>19</w:t>
             </w:r>
             <w:r>
               <w:rPr>
@@ -2421,7 +2417,7 @@
                 <w:noProof/>
                 <w:webHidden/>
               </w:rPr>
-              <w:t>20</w:t>
+              <w:t>19</w:t>
             </w:r>
             <w:r>
               <w:rPr>
@@ -2489,7 +2485,7 @@
                 <w:noProof/>
                 <w:webHidden/>
               </w:rPr>
-              <w:t>20</w:t>
+              <w:t>19</w:t>
             </w:r>
             <w:r>
               <w:rPr>
@@ -2557,7 +2553,7 @@
                 <w:noProof/>
                 <w:webHidden/>
               </w:rPr>
-              <w:t>21</w:t>
+              <w:t>20</w:t>
             </w:r>
             <w:r>
               <w:rPr>
@@ -2625,7 +2621,7 @@
                 <w:noProof/>
                 <w:webHidden/>
               </w:rPr>
-              <w:t>21</w:t>
+              <w:t>20</w:t>
             </w:r>
             <w:r>
               <w:rPr>
@@ -2693,7 +2689,7 @@
                 <w:noProof/>
                 <w:webHidden/>
               </w:rPr>
-              <w:t>21</w:t>
+              <w:t>20</w:t>
             </w:r>
             <w:r>
               <w:rPr>
@@ -2761,7 +2757,7 @@
                 <w:noProof/>
                 <w:webHidden/>
               </w:rPr>
-              <w:t>21</w:t>
+              <w:t>20</w:t>
             </w:r>
             <w:r>
               <w:rPr>
@@ -4596,23 +4592,7 @@
                 <w:sz w:val="22"/>
                 <w:szCs w:val="20"/>
               </w:rPr>
-              <w:t>Luka ukrcavanja: C = Cherbourg,</w:t>
-            </w:r>
-            <w:r>
-              <w:rPr>
-                <w:rFonts w:cs="Times New Roman"/>
-                <w:sz w:val="22"/>
-                <w:szCs w:val="20"/>
-              </w:rPr>
-              <w:t>,</w:t>
-            </w:r>
-            <w:r>
-              <w:rPr>
-                <w:rFonts w:cs="Times New Roman"/>
-                <w:sz w:val="22"/>
-                <w:szCs w:val="20"/>
-              </w:rPr>
-              <w:t xml:space="preserve"> Q = Queenstown, S = Southampton</w:t>
+              <w:t>Luka ukrcavanja: C = Cherbourg, Q = Queenstown, S = Southampton</w:t>
             </w:r>
           </w:p>
         </w:tc>
@@ -6932,10 +6912,49 @@
     <w:p>
       <w:pPr>
         <w:spacing w:before="80" w:after="80"/>
-        <w:rPr>
-          <w:rFonts w:cs="Times New Roman"/>
-        </w:rPr>
-      </w:pPr>
+        <w:jc w:val="both"/>
+        <w:rPr>
+          <w:rFonts w:cs="Times New Roman"/>
+        </w:rPr>
+      </w:pPr>
+      <w:r>
+        <w:t xml:space="preserve">Isti princip primenjen je i na kolonu </w:t>
+      </w:r>
+      <w:r>
+        <w:rPr>
+          <w:i/>
+        </w:rPr>
+        <w:t>Title</w:t>
+      </w:r>
+      <w:r>
+        <w:t xml:space="preserve"> sa pet kategorija (Mr, Mrs, Miss</w:t>
+      </w:r>
+      <w:r>
+        <w:t>, Master, Other) — kreirane su c</w:t>
+      </w:r>
+      <w:bookmarkStart w:id="8" w:name="_GoBack"/>
+      <w:bookmarkEnd w:id="8"/>
+      <w:r>
+        <w:t>etiri kolone (</w:t>
+      </w:r>
+      <w:r>
+        <w:rPr>
+          <w:i/>
+        </w:rPr>
+        <w:t>Title_Mr, Title_Mrs, Title_Miss, Title_Other</w:t>
+      </w:r>
+      <w:r>
+        <w:t xml:space="preserve">), dok je kategorija </w:t>
+      </w:r>
+      <w:r>
+        <w:rPr>
+          <w:i/>
+        </w:rPr>
+        <w:t>Master</w:t>
+      </w:r>
+      <w:r>
+        <w:t xml:space="preserve"> izostavljena kao referentna. </w:t>
+      </w:r>
     </w:p>
     <w:p>
       <w:pPr>
@@ -7051,14 +7070,14 @@
           <w:rFonts w:cs="Times New Roman"/>
         </w:rPr>
       </w:pPr>
-      <w:bookmarkStart w:id="8" w:name="_Toc232929493"/>
+      <w:bookmarkStart w:id="9" w:name="_Toc232929493"/>
       <w:r>
         <w:rPr>
           <w:rFonts w:cs="Times New Roman"/>
         </w:rPr>
         <w:t>3.6 Skaliranje podataka</w:t>
       </w:r>
-      <w:bookmarkEnd w:id="8"/>
+      <w:bookmarkEnd w:id="9"/>
     </w:p>
     <w:p>
       <w:pPr>
@@ -7319,12 +7338,11 @@
           <w:rFonts w:cs="Times New Roman"/>
         </w:rPr>
       </w:pPr>
-      <w:bookmarkStart w:id="9" w:name="_Toc232929494"/>
-      <w:r>
-        <w:rPr>
-          <w:rFonts w:cs="Times New Roman"/>
-        </w:rPr>
-        <w:lastRenderedPageBreak/>
+      <w:bookmarkStart w:id="10" w:name="_Toc232929494"/>
+      <w:r>
+        <w:rPr>
+          <w:rFonts w:cs="Times New Roman"/>
+        </w:rPr>
         <w:t xml:space="preserve">3.7 </w:t>
       </w:r>
       <w:r>
@@ -7335,7 +7353,7 @@
         </w:rPr>
         <w:t>Exploratory Data Analysis</w:t>
       </w:r>
-      <w:bookmarkEnd w:id="9"/>
+      <w:bookmarkEnd w:id="10"/>
       <w:r>
         <w:rPr>
           <w:rFonts w:cs="Times New Roman"/>
@@ -7801,7 +7819,6 @@
         <w:rPr>
           <w:rFonts w:cs="Times New Roman"/>
         </w:rPr>
-        <w:lastRenderedPageBreak/>
         <w:t>Sa ovog grafika se vidi da je titula – koja je usko povezana sa polom i staroscu – imala vazan uticaj u uspesnosti prezivljavanja putnika. Titule vezane za zene imale su znatno vecu uspesnost.</w:t>
       </w:r>
     </w:p>
@@ -8326,12 +8343,12 @@
       <w:pPr>
         <w:pStyle w:val="Heading1"/>
       </w:pPr>
-      <w:bookmarkStart w:id="10" w:name="_Toc232929495"/>
+      <w:bookmarkStart w:id="11" w:name="_Toc232929495"/>
       <w:r>
         <w:lastRenderedPageBreak/>
         <w:t>4. Detekcija Anomalija</w:t>
       </w:r>
-      <w:bookmarkEnd w:id="10"/>
+      <w:bookmarkEnd w:id="11"/>
     </w:p>
     <w:p>
       <w:pPr>
@@ -8365,11 +8382,11 @@
       <w:pPr>
         <w:pStyle w:val="Heading2"/>
       </w:pPr>
-      <w:bookmarkStart w:id="11" w:name="_Toc232929496"/>
+      <w:bookmarkStart w:id="12" w:name="_Toc232929496"/>
       <w:r>
         <w:t>4.1 IQR metoda</w:t>
       </w:r>
-      <w:bookmarkEnd w:id="11"/>
+      <w:bookmarkEnd w:id="12"/>
     </w:p>
     <w:p>
       <w:pPr>
@@ -8957,11 +8974,11 @@
       <w:pPr>
         <w:pStyle w:val="Heading2"/>
       </w:pPr>
-      <w:bookmarkStart w:id="12" w:name="_Toc232929497"/>
+      <w:bookmarkStart w:id="13" w:name="_Toc232929497"/>
       <w:r>
         <w:t>4.2 Isolation Forest</w:t>
       </w:r>
-      <w:bookmarkEnd w:id="12"/>
+      <w:bookmarkEnd w:id="13"/>
     </w:p>
     <w:p>
       <w:pPr>
@@ -9004,6 +9021,25 @@
           <w:lang w:val="de-DE"/>
         </w:rPr>
         <w:t>%.</w:t>
+      </w:r>
+      <w:r>
+        <w:rPr>
+          <w:lang w:val="de-DE"/>
+        </w:rPr>
+        <w:t xml:space="preserve"> Izabrana vrednost parametra </w:t>
+      </w:r>
+      <w:r>
+        <w:rPr>
+          <w:i/>
+          <w:lang w:val="de-DE"/>
+        </w:rPr>
+        <w:t xml:space="preserve">contamination </w:t>
+      </w:r>
+      <w:r>
+        <w:rPr>
+          <w:lang w:val="de-DE"/>
+        </w:rPr>
+        <w:t>= 0.05.</w:t>
       </w:r>
     </w:p>
     <w:p>
@@ -9135,14 +9171,14 @@
           <w:lang w:val="de-DE"/>
         </w:rPr>
       </w:pPr>
-      <w:bookmarkStart w:id="13" w:name="_Toc232929498"/>
+      <w:bookmarkStart w:id="14" w:name="_Toc232929498"/>
       <w:r>
         <w:rPr>
           <w:lang w:val="de-DE"/>
         </w:rPr>
         <w:t>4.3 Odluka o anomalijama</w:t>
       </w:r>
-      <w:bookmarkEnd w:id="13"/>
+      <w:bookmarkEnd w:id="14"/>
     </w:p>
     <w:p>
       <w:pPr>
@@ -9647,7 +9683,7 @@
         <w:pStyle w:val="Heading1"/>
         <w:jc w:val="both"/>
       </w:pPr>
-      <w:bookmarkStart w:id="14" w:name="_Toc232929499"/>
+      <w:bookmarkStart w:id="15" w:name="_Toc232929499"/>
       <w:r>
         <w:lastRenderedPageBreak/>
         <w:t>5</w:t>
@@ -9655,7 +9691,7 @@
       <w:r>
         <w:t>. Modeli klasifikacije</w:t>
       </w:r>
-      <w:bookmarkEnd w:id="14"/>
+      <w:bookmarkEnd w:id="15"/>
     </w:p>
     <w:p>
       <w:pPr>
@@ -9686,7 +9722,7 @@
           <w:rFonts w:cs="Times New Roman"/>
         </w:rPr>
       </w:pPr>
-      <w:bookmarkStart w:id="15" w:name="_Toc232929500"/>
+      <w:bookmarkStart w:id="16" w:name="_Toc232929500"/>
       <w:r>
         <w:t>5</w:t>
       </w:r>
@@ -9696,7 +9732,7 @@
         </w:rPr>
         <w:t>.1 Random Forest</w:t>
       </w:r>
-      <w:bookmarkEnd w:id="15"/>
+      <w:bookmarkEnd w:id="16"/>
     </w:p>
     <w:p>
       <w:pPr>
@@ -9752,7 +9788,7 @@
           <w:rFonts w:cs="Times New Roman"/>
         </w:rPr>
       </w:pPr>
-      <w:bookmarkStart w:id="16" w:name="_Toc232929501"/>
+      <w:bookmarkStart w:id="17" w:name="_Toc232929501"/>
       <w:r>
         <w:rPr>
           <w:rFonts w:cs="Times New Roman"/>
@@ -9765,7 +9801,7 @@
         </w:rPr>
         <w:t>.2 Decision Tree</w:t>
       </w:r>
-      <w:bookmarkEnd w:id="16"/>
+      <w:bookmarkEnd w:id="17"/>
     </w:p>
     <w:p>
       <w:pPr>
@@ -9802,7 +9838,7 @@
           <w:rFonts w:cs="Times New Roman"/>
         </w:rPr>
       </w:pPr>
-      <w:bookmarkStart w:id="17" w:name="_Toc232929502"/>
+      <w:bookmarkStart w:id="18" w:name="_Toc232929502"/>
       <w:r>
         <w:rPr>
           <w:rFonts w:cs="Times New Roman"/>
@@ -9815,7 +9851,7 @@
         </w:rPr>
         <w:t>.3 Gradient Boosting</w:t>
       </w:r>
-      <w:bookmarkEnd w:id="17"/>
+      <w:bookmarkEnd w:id="18"/>
     </w:p>
     <w:p>
       <w:pPr>
@@ -9884,7 +9920,7 @@
           <w:rFonts w:cs="Times New Roman"/>
         </w:rPr>
       </w:pPr>
-      <w:bookmarkStart w:id="18" w:name="_Toc232929503"/>
+      <w:bookmarkStart w:id="19" w:name="_Toc232929503"/>
       <w:r>
         <w:rPr>
           <w:rFonts w:cs="Times New Roman"/>
@@ -9897,7 +9933,7 @@
         </w:rPr>
         <w:t>.4 KNN (K-Nearest Neighbors)</w:t>
       </w:r>
-      <w:bookmarkEnd w:id="18"/>
+      <w:bookmarkEnd w:id="19"/>
     </w:p>
     <w:p>
       <w:pPr>
@@ -9956,7 +9992,7 @@
           <w:rFonts w:cs="Times New Roman"/>
         </w:rPr>
       </w:pPr>
-      <w:bookmarkStart w:id="19" w:name="_Toc232929504"/>
+      <w:bookmarkStart w:id="20" w:name="_Toc232929504"/>
       <w:r>
         <w:rPr>
           <w:rFonts w:cs="Times New Roman"/>
@@ -9975,7 +10011,7 @@
         </w:rPr>
         <w:t>SVM (Support Vector Machine)</w:t>
       </w:r>
-      <w:bookmarkEnd w:id="19"/>
+      <w:bookmarkEnd w:id="20"/>
     </w:p>
     <w:p>
       <w:pPr>
@@ -10026,7 +10062,7 @@
           <w:rFonts w:cs="Times New Roman"/>
         </w:rPr>
       </w:pPr>
-      <w:bookmarkStart w:id="20" w:name="_Toc232929505"/>
+      <w:bookmarkStart w:id="21" w:name="_Toc232929505"/>
       <w:r>
         <w:rPr>
           <w:rFonts w:cs="Times New Roman"/>
@@ -10039,7 +10075,7 @@
         </w:rPr>
         <w:t>.6 Logistic Regression</w:t>
       </w:r>
-      <w:bookmarkEnd w:id="20"/>
+      <w:bookmarkEnd w:id="21"/>
     </w:p>
     <w:p>
       <w:pPr>
@@ -10084,7 +10120,7 @@
           <w:lang w:val="de-DE"/>
         </w:rPr>
       </w:pPr>
-      <w:bookmarkStart w:id="21" w:name="_Toc232929506"/>
+      <w:bookmarkStart w:id="22" w:name="_Toc232929506"/>
       <w:r>
         <w:rPr>
           <w:rFonts w:cs="Times New Roman"/>
@@ -10099,7 +10135,7 @@
         </w:rPr>
         <w:t>.7 Naive Bayes</w:t>
       </w:r>
-      <w:bookmarkEnd w:id="21"/>
+      <w:bookmarkEnd w:id="22"/>
     </w:p>
     <w:p>
       <w:pPr>
@@ -10190,7 +10226,7 @@
       <w:pPr>
         <w:pStyle w:val="Heading1"/>
       </w:pPr>
-      <w:bookmarkStart w:id="22" w:name="_Toc232929507"/>
+      <w:bookmarkStart w:id="23" w:name="_Toc232929507"/>
       <w:r>
         <w:lastRenderedPageBreak/>
         <w:t>6</w:t>
@@ -10201,17 +10237,17 @@
       <w:r>
         <w:t>Metodologija evaluacije i podesavanje hiperparametara</w:t>
       </w:r>
-      <w:bookmarkEnd w:id="22"/>
+      <w:bookmarkEnd w:id="23"/>
     </w:p>
     <w:p>
       <w:pPr>
         <w:pStyle w:val="Heading2"/>
       </w:pPr>
-      <w:bookmarkStart w:id="23" w:name="_Toc232929508"/>
+      <w:bookmarkStart w:id="24" w:name="_Toc232929508"/>
       <w:r>
         <w:t>6.1 Princip podele podataka</w:t>
       </w:r>
-      <w:bookmarkEnd w:id="23"/>
+      <w:bookmarkEnd w:id="24"/>
     </w:p>
     <w:p>
       <w:pPr>
@@ -10502,7 +10538,7 @@
           <w:rFonts w:cs="Times New Roman"/>
         </w:rPr>
       </w:pPr>
-      <w:bookmarkStart w:id="24" w:name="_Toc232929509"/>
+      <w:bookmarkStart w:id="25" w:name="_Toc232929509"/>
       <w:r>
         <w:rPr>
           <w:rFonts w:cs="Times New Roman"/>
@@ -10521,7 +10557,7 @@
         </w:rPr>
         <w:t>Grid Search + Cross-Validacija</w:t>
       </w:r>
-      <w:bookmarkEnd w:id="24"/>
+      <w:bookmarkEnd w:id="25"/>
     </w:p>
     <w:p>
       <w:pPr>
@@ -11861,12 +11897,12 @@
       <w:pPr>
         <w:pStyle w:val="Heading1"/>
       </w:pPr>
-      <w:bookmarkStart w:id="25" w:name="_Toc232929510"/>
+      <w:bookmarkStart w:id="26" w:name="_Toc232929510"/>
       <w:r>
         <w:lastRenderedPageBreak/>
         <w:t>7. Finalni rezultati</w:t>
       </w:r>
-      <w:bookmarkEnd w:id="25"/>
+      <w:bookmarkEnd w:id="26"/>
     </w:p>
     <w:p>
       <w:r>
@@ -12554,14 +12590,14 @@
         <w:pStyle w:val="Heading2"/>
         <w:jc w:val="both"/>
       </w:pPr>
-      <w:bookmarkStart w:id="26" w:name="_Toc232929511"/>
+      <w:bookmarkStart w:id="27" w:name="_Toc232929511"/>
       <w:r>
         <w:t>7.1 Matrica</w:t>
       </w:r>
       <w:r>
         <w:t xml:space="preserve"> konfuzije</w:t>
       </w:r>
-      <w:bookmarkEnd w:id="26"/>
+      <w:bookmarkEnd w:id="27"/>
     </w:p>
     <w:p>
       <w:pPr>
@@ -12747,12 +12783,12 @@
       <w:pPr>
         <w:pStyle w:val="Heading1"/>
       </w:pPr>
-      <w:bookmarkStart w:id="27" w:name="_Toc232929512"/>
+      <w:bookmarkStart w:id="28" w:name="_Toc232929512"/>
       <w:r>
         <w:lastRenderedPageBreak/>
         <w:t>8. Odabir najznacajnijih atributa</w:t>
       </w:r>
-      <w:bookmarkEnd w:id="27"/>
+      <w:bookmarkEnd w:id="28"/>
     </w:p>
     <w:p>
       <w:pPr>
@@ -12991,11 +13027,11 @@
       <w:pPr>
         <w:pStyle w:val="Heading2"/>
       </w:pPr>
-      <w:bookmarkStart w:id="28" w:name="_Toc232929513"/>
+      <w:bookmarkStart w:id="29" w:name="_Toc232929513"/>
       <w:r>
         <w:t>8.1 Poredjenje – svi atributi VS  najbitnijih 6 atributa</w:t>
       </w:r>
-      <w:bookmarkEnd w:id="28"/>
+      <w:bookmarkEnd w:id="29"/>
     </w:p>
     <w:p/>
     <w:p>
@@ -13031,6 +13067,31 @@
       </w:r>
       <w:r>
         <w:t>).</w:t>
+      </w:r>
+      <w:r>
+        <w:br/>
+        <w:t>Poredjenje je izvrseno iskljuc</w:t>
+      </w:r>
+      <w:r>
+        <w:t>ivo na trening skupu</w:t>
+      </w:r>
+      <w:r>
+        <w:t xml:space="preserve"> putem 5-fold cross-validacije -  test skup nije korisc</w:t>
+      </w:r>
+      <w:r>
+        <w:t xml:space="preserve">en, kako bi </w:t>
+      </w:r>
+      <w:r>
+        <w:t>se izbeglo njegovo ponovno "tros</w:t>
+      </w:r>
+      <w:r>
+        <w:t>enj</w:t>
+      </w:r>
+      <w:r>
+        <w:t>e" pre finalnog izbora atributa</w:t>
+      </w:r>
+      <w:r>
+        <w:t xml:space="preserve">. </w:t>
       </w:r>
     </w:p>
     <w:p/>
@@ -13893,12 +13954,12 @@
       <w:pPr>
         <w:pStyle w:val="Heading1"/>
       </w:pPr>
-      <w:bookmarkStart w:id="29" w:name="_Toc232929514"/>
+      <w:bookmarkStart w:id="30" w:name="_Toc232929514"/>
       <w:r>
         <w:lastRenderedPageBreak/>
         <w:t>9. Deployment modela</w:t>
       </w:r>
-      <w:bookmarkEnd w:id="29"/>
+      <w:bookmarkEnd w:id="30"/>
     </w:p>
     <w:p>
       <w:r>
@@ -13926,14 +13987,14 @@
       <w:pPr>
         <w:pStyle w:val="Heading2"/>
       </w:pPr>
-      <w:bookmarkStart w:id="30" w:name="_Toc232929515"/>
+      <w:bookmarkStart w:id="31" w:name="_Toc232929515"/>
       <w:r>
         <w:t>9</w:t>
       </w:r>
       <w:r>
         <w:t>.1 Export modela</w:t>
       </w:r>
-      <w:bookmarkEnd w:id="30"/>
+      <w:bookmarkEnd w:id="31"/>
     </w:p>
     <w:p>
       <w:r>
@@ -13955,14 +14016,14 @@
       <w:pPr>
         <w:pStyle w:val="Heading2"/>
       </w:pPr>
-      <w:bookmarkStart w:id="31" w:name="_Toc232929516"/>
+      <w:bookmarkStart w:id="32" w:name="_Toc232929516"/>
       <w:r>
         <w:t>9</w:t>
       </w:r>
       <w:r>
         <w:t>.2 Streamlit aplikacija (UI)</w:t>
       </w:r>
-      <w:bookmarkEnd w:id="31"/>
+      <w:bookmarkEnd w:id="32"/>
     </w:p>
     <w:p>
       <w:r>
@@ -14115,8 +14176,6 @@
           <w:i/>
         </w:rPr>
       </w:pPr>
-      <w:bookmarkStart w:id="32" w:name="_GoBack"/>
-      <w:bookmarkEnd w:id="32"/>
     </w:p>
     <w:p>
       <w:pPr>
@@ -16530,7 +16589,7 @@
 </file>
 
 <file path=customXml/itemProps1.xml><?xml version="1.0" encoding="utf-8"?>
-<ds:datastoreItem xmlns:ds="http://schemas.openxmlformats.org/officeDocument/2006/customXml" ds:itemID="{7E512A82-BDE1-41F0-B01D-1D13BA30547E}">
+<ds:datastoreItem xmlns:ds="http://schemas.openxmlformats.org/officeDocument/2006/customXml" ds:itemID="{BD1E8C32-9995-4473-9B7B-EDD710E3EEE8}">
   <ds:schemaRefs>
     <ds:schemaRef ds:uri="http://schemas.openxmlformats.org/officeDocument/2006/bibliography"/>
   </ds:schemaRefs>
